--- a/Padlás födém szigetelés dokumentum managment/templates/megallapodas_hem.docx
+++ b/Padlás födém szigetelés dokumentum managment/templates/megallapodas_hem.docx
@@ -164,31 +164,7 @@
                 <w:szCs w:val="20"/>
                 <w:highlight w:val="white"/>
               </w:rPr>
-              <w:t>[[</w:t>
-            </w:r>
-            <w:proofErr w:type="spellStart"/>
-            <w:r>
-              <w:rPr>
-                <w:rFonts w:ascii="Times New Roman" w:eastAsia="Times New Roman" w:hAnsi="Times New Roman" w:cs="Times New Roman"/>
-                <w:b/>
-                <w:bCs/>
-                <w:sz w:val="20"/>
-                <w:szCs w:val="20"/>
-                <w:highlight w:val="white"/>
-              </w:rPr>
-              <w:t>nev</w:t>
-            </w:r>
-            <w:proofErr w:type="spellEnd"/>
-            <w:r>
-              <w:rPr>
-                <w:rFonts w:ascii="Times New Roman" w:eastAsia="Times New Roman" w:hAnsi="Times New Roman" w:cs="Times New Roman"/>
-                <w:b/>
-                <w:bCs/>
-                <w:sz w:val="20"/>
-                <w:szCs w:val="20"/>
-                <w:highlight w:val="white"/>
-              </w:rPr>
-              <w:t>]]</w:t>
+              <w:t>[[nev]]</w:t>
             </w:r>
           </w:p>
         </w:tc>
@@ -208,7 +184,6 @@
                 <w:highlight w:val="white"/>
               </w:rPr>
             </w:pPr>
-            <w:proofErr w:type="spellStart"/>
             <w:r>
               <w:rPr>
                 <w:rFonts w:ascii="Times New Roman" w:eastAsia="Times New Roman" w:hAnsi="Times New Roman" w:cs="Times New Roman"/>
@@ -216,37 +191,7 @@
                 <w:szCs w:val="20"/>
                 <w:highlight w:val="white"/>
               </w:rPr>
-              <w:t>Születési</w:t>
-            </w:r>
-            <w:proofErr w:type="spellEnd"/>
-            <w:r>
-              <w:rPr>
-                <w:rFonts w:ascii="Times New Roman" w:eastAsia="Times New Roman" w:hAnsi="Times New Roman" w:cs="Times New Roman"/>
-                <w:sz w:val="20"/>
-                <w:szCs w:val="20"/>
-                <w:highlight w:val="white"/>
-              </w:rPr>
-              <w:t xml:space="preserve"> </w:t>
-            </w:r>
-            <w:proofErr w:type="spellStart"/>
-            <w:r>
-              <w:rPr>
-                <w:rFonts w:ascii="Times New Roman" w:eastAsia="Times New Roman" w:hAnsi="Times New Roman" w:cs="Times New Roman"/>
-                <w:sz w:val="20"/>
-                <w:szCs w:val="20"/>
-                <w:highlight w:val="white"/>
-              </w:rPr>
-              <w:t>név</w:t>
-            </w:r>
-            <w:proofErr w:type="spellEnd"/>
-            <w:r>
-              <w:rPr>
-                <w:rFonts w:ascii="Times New Roman" w:eastAsia="Times New Roman" w:hAnsi="Times New Roman" w:cs="Times New Roman"/>
-                <w:sz w:val="20"/>
-                <w:szCs w:val="20"/>
-                <w:highlight w:val="white"/>
-              </w:rPr>
-              <w:t xml:space="preserve">: </w:t>
+              <w:t xml:space="preserve">Születési név: </w:t>
             </w:r>
           </w:p>
         </w:tc>
@@ -275,31 +220,7 @@
                 <w:szCs w:val="20"/>
                 <w:highlight w:val="white"/>
               </w:rPr>
-              <w:t>[[</w:t>
-            </w:r>
-            <w:proofErr w:type="spellStart"/>
-            <w:r>
-              <w:rPr>
-                <w:rFonts w:ascii="Times New Roman" w:eastAsia="Times New Roman" w:hAnsi="Times New Roman" w:cs="Times New Roman"/>
-                <w:b/>
-                <w:bCs/>
-                <w:sz w:val="20"/>
-                <w:szCs w:val="20"/>
-                <w:highlight w:val="white"/>
-              </w:rPr>
-              <w:t>szuletesnev</w:t>
-            </w:r>
-            <w:proofErr w:type="spellEnd"/>
-            <w:r>
-              <w:rPr>
-                <w:rFonts w:ascii="Times New Roman" w:eastAsia="Times New Roman" w:hAnsi="Times New Roman" w:cs="Times New Roman"/>
-                <w:b/>
-                <w:bCs/>
-                <w:sz w:val="20"/>
-                <w:szCs w:val="20"/>
-                <w:highlight w:val="white"/>
-              </w:rPr>
-              <w:t>]]</w:t>
+              <w:t>[[szuletesnev]]</w:t>
             </w:r>
           </w:p>
         </w:tc>
@@ -355,31 +276,7 @@
                 <w:szCs w:val="20"/>
                 <w:highlight w:val="white"/>
               </w:rPr>
-              <w:t>[[</w:t>
-            </w:r>
-            <w:proofErr w:type="spellStart"/>
-            <w:r>
-              <w:rPr>
-                <w:rFonts w:ascii="Times New Roman" w:eastAsia="Times New Roman" w:hAnsi="Times New Roman" w:cs="Times New Roman"/>
-                <w:b/>
-                <w:bCs/>
-                <w:sz w:val="20"/>
-                <w:szCs w:val="20"/>
-                <w:highlight w:val="white"/>
-              </w:rPr>
-              <w:t>anyjaneve</w:t>
-            </w:r>
-            <w:proofErr w:type="spellEnd"/>
-            <w:r>
-              <w:rPr>
-                <w:rFonts w:ascii="Times New Roman" w:eastAsia="Times New Roman" w:hAnsi="Times New Roman" w:cs="Times New Roman"/>
-                <w:b/>
-                <w:bCs/>
-                <w:sz w:val="20"/>
-                <w:szCs w:val="20"/>
-                <w:highlight w:val="white"/>
-              </w:rPr>
-              <w:t>]]</w:t>
+              <w:t>[[anyjaneve]]</w:t>
             </w:r>
           </w:p>
         </w:tc>
@@ -399,7 +296,6 @@
                 <w:highlight w:val="white"/>
               </w:rPr>
             </w:pPr>
-            <w:proofErr w:type="spellStart"/>
             <w:r>
               <w:rPr>
                 <w:rFonts w:ascii="Times New Roman" w:eastAsia="Times New Roman" w:hAnsi="Times New Roman" w:cs="Times New Roman"/>
@@ -407,17 +303,7 @@
                 <w:szCs w:val="20"/>
                 <w:highlight w:val="white"/>
               </w:rPr>
-              <w:t>Lakcím</w:t>
-            </w:r>
-            <w:proofErr w:type="spellEnd"/>
-            <w:r>
-              <w:rPr>
-                <w:rFonts w:ascii="Times New Roman" w:eastAsia="Times New Roman" w:hAnsi="Times New Roman" w:cs="Times New Roman"/>
-                <w:sz w:val="20"/>
-                <w:szCs w:val="20"/>
-                <w:highlight w:val="white"/>
-              </w:rPr>
-              <w:t xml:space="preserve">: </w:t>
+              <w:t xml:space="preserve">Lakcím: </w:t>
             </w:r>
           </w:p>
         </w:tc>
@@ -466,7 +352,6 @@
                 <w:highlight w:val="white"/>
               </w:rPr>
             </w:pPr>
-            <w:proofErr w:type="spellStart"/>
             <w:r>
               <w:rPr>
                 <w:rFonts w:ascii="Times New Roman" w:eastAsia="Times New Roman" w:hAnsi="Times New Roman" w:cs="Times New Roman"/>
@@ -474,57 +359,7 @@
                 <w:szCs w:val="20"/>
                 <w:highlight w:val="white"/>
               </w:rPr>
-              <w:t>Beruházási</w:t>
-            </w:r>
-            <w:proofErr w:type="spellEnd"/>
-            <w:r>
-              <w:rPr>
-                <w:rFonts w:ascii="Times New Roman" w:eastAsia="Times New Roman" w:hAnsi="Times New Roman" w:cs="Times New Roman"/>
-                <w:sz w:val="20"/>
-                <w:szCs w:val="20"/>
-                <w:highlight w:val="white"/>
-              </w:rPr>
-              <w:t xml:space="preserve"> </w:t>
-            </w:r>
-            <w:proofErr w:type="spellStart"/>
-            <w:r>
-              <w:rPr>
-                <w:rFonts w:ascii="Times New Roman" w:eastAsia="Times New Roman" w:hAnsi="Times New Roman" w:cs="Times New Roman"/>
-                <w:sz w:val="20"/>
-                <w:szCs w:val="20"/>
-                <w:highlight w:val="white"/>
-              </w:rPr>
-              <w:t>helyszín</w:t>
-            </w:r>
-            <w:proofErr w:type="spellEnd"/>
-            <w:r>
-              <w:rPr>
-                <w:rFonts w:ascii="Times New Roman" w:eastAsia="Times New Roman" w:hAnsi="Times New Roman" w:cs="Times New Roman"/>
-                <w:sz w:val="20"/>
-                <w:szCs w:val="20"/>
-                <w:highlight w:val="white"/>
-              </w:rPr>
-              <w:t xml:space="preserve"> </w:t>
-            </w:r>
-            <w:proofErr w:type="spellStart"/>
-            <w:r>
-              <w:rPr>
-                <w:rFonts w:ascii="Times New Roman" w:eastAsia="Times New Roman" w:hAnsi="Times New Roman" w:cs="Times New Roman"/>
-                <w:sz w:val="20"/>
-                <w:szCs w:val="20"/>
-                <w:highlight w:val="white"/>
-              </w:rPr>
-              <w:t>címe</w:t>
-            </w:r>
-            <w:proofErr w:type="spellEnd"/>
-            <w:r>
-              <w:rPr>
-                <w:rFonts w:ascii="Times New Roman" w:eastAsia="Times New Roman" w:hAnsi="Times New Roman" w:cs="Times New Roman"/>
-                <w:sz w:val="20"/>
-                <w:szCs w:val="20"/>
-                <w:highlight w:val="white"/>
-              </w:rPr>
-              <w:t>:</w:t>
+              <w:t>Beruházási helyszín címe:</w:t>
             </w:r>
           </w:p>
         </w:tc>
@@ -573,7 +408,6 @@
                 <w:highlight w:val="white"/>
               </w:rPr>
             </w:pPr>
-            <w:proofErr w:type="spellStart"/>
             <w:r>
               <w:rPr>
                 <w:rFonts w:ascii="Times New Roman" w:eastAsia="Times New Roman" w:hAnsi="Times New Roman" w:cs="Times New Roman"/>
@@ -581,17 +415,7 @@
                 <w:szCs w:val="20"/>
                 <w:highlight w:val="white"/>
               </w:rPr>
-              <w:t>Telefonszám</w:t>
-            </w:r>
-            <w:proofErr w:type="spellEnd"/>
-            <w:r>
-              <w:rPr>
-                <w:rFonts w:ascii="Times New Roman" w:eastAsia="Times New Roman" w:hAnsi="Times New Roman" w:cs="Times New Roman"/>
-                <w:sz w:val="20"/>
-                <w:szCs w:val="20"/>
-                <w:highlight w:val="white"/>
-              </w:rPr>
-              <w:t xml:space="preserve">: </w:t>
+              <w:t xml:space="preserve">Telefonszám: </w:t>
             </w:r>
           </w:p>
         </w:tc>
@@ -620,31 +444,7 @@
                 <w:szCs w:val="20"/>
                 <w:highlight w:val="white"/>
               </w:rPr>
-              <w:t>[[</w:t>
-            </w:r>
-            <w:proofErr w:type="spellStart"/>
-            <w:r>
-              <w:rPr>
-                <w:rFonts w:ascii="Times New Roman" w:eastAsia="Times New Roman" w:hAnsi="Times New Roman" w:cs="Times New Roman"/>
-                <w:b/>
-                <w:bCs/>
-                <w:sz w:val="20"/>
-                <w:szCs w:val="20"/>
-                <w:highlight w:val="white"/>
-              </w:rPr>
-              <w:t>telefonszam</w:t>
-            </w:r>
-            <w:proofErr w:type="spellEnd"/>
-            <w:r>
-              <w:rPr>
-                <w:rFonts w:ascii="Times New Roman" w:eastAsia="Times New Roman" w:hAnsi="Times New Roman" w:cs="Times New Roman"/>
-                <w:b/>
-                <w:bCs/>
-                <w:sz w:val="20"/>
-                <w:szCs w:val="20"/>
-                <w:highlight w:val="white"/>
-              </w:rPr>
-              <w:t>]]</w:t>
+              <w:t>[[telefonszam]]</w:t>
             </w:r>
           </w:p>
         </w:tc>
@@ -671,27 +471,7 @@
                 <w:szCs w:val="20"/>
                 <w:highlight w:val="white"/>
               </w:rPr>
-              <w:t xml:space="preserve">E-mail </w:t>
-            </w:r>
-            <w:proofErr w:type="spellStart"/>
-            <w:r>
-              <w:rPr>
-                <w:rFonts w:ascii="Times New Roman" w:eastAsia="Times New Roman" w:hAnsi="Times New Roman" w:cs="Times New Roman"/>
-                <w:sz w:val="20"/>
-                <w:szCs w:val="20"/>
-                <w:highlight w:val="white"/>
-              </w:rPr>
-              <w:t>cím</w:t>
-            </w:r>
-            <w:proofErr w:type="spellEnd"/>
-            <w:r>
-              <w:rPr>
-                <w:rFonts w:ascii="Times New Roman" w:eastAsia="Times New Roman" w:hAnsi="Times New Roman" w:cs="Times New Roman"/>
-                <w:sz w:val="20"/>
-                <w:szCs w:val="20"/>
-                <w:highlight w:val="white"/>
-              </w:rPr>
-              <w:t xml:space="preserve">: </w:t>
+              <w:t xml:space="preserve">E-mail cím: </w:t>
             </w:r>
           </w:p>
         </w:tc>
@@ -863,7 +643,6 @@
                 <w:highlight w:val="white"/>
               </w:rPr>
             </w:pPr>
-            <w:proofErr w:type="spellStart"/>
             <w:r>
               <w:rPr>
                 <w:rFonts w:ascii="Times New Roman" w:eastAsia="Times New Roman" w:hAnsi="Times New Roman" w:cs="Times New Roman"/>
@@ -872,18 +651,7 @@
                 <w:szCs w:val="20"/>
                 <w:highlight w:val="white"/>
               </w:rPr>
-              <w:t>Cég</w:t>
-            </w:r>
-            <w:proofErr w:type="spellEnd"/>
-            <w:r>
-              <w:rPr>
-                <w:rFonts w:ascii="Times New Roman" w:eastAsia="Times New Roman" w:hAnsi="Times New Roman" w:cs="Times New Roman"/>
-                <w:color w:val="000000"/>
-                <w:sz w:val="20"/>
-                <w:szCs w:val="20"/>
-                <w:highlight w:val="white"/>
-              </w:rPr>
-              <w:t xml:space="preserve"> neve:</w:t>
+              <w:t>Elnevezése:</w:t>
             </w:r>
           </w:p>
         </w:tc>
@@ -968,7 +736,6 @@
                 <w:highlight w:val="white"/>
               </w:rPr>
             </w:pPr>
-            <w:proofErr w:type="spellStart"/>
             <w:r>
               <w:rPr>
                 <w:rFonts w:ascii="Times New Roman" w:eastAsia="Times New Roman" w:hAnsi="Times New Roman" w:cs="Times New Roman"/>
@@ -977,18 +744,7 @@
                 <w:szCs w:val="20"/>
                 <w:highlight w:val="white"/>
               </w:rPr>
-              <w:t>Székhelye</w:t>
-            </w:r>
-            <w:proofErr w:type="spellEnd"/>
-            <w:r>
-              <w:rPr>
-                <w:rFonts w:ascii="Times New Roman" w:eastAsia="Times New Roman" w:hAnsi="Times New Roman" w:cs="Times New Roman"/>
-                <w:color w:val="000000"/>
-                <w:sz w:val="20"/>
-                <w:szCs w:val="20"/>
-                <w:highlight w:val="white"/>
-              </w:rPr>
-              <w:t>:</w:t>
+              <w:t>Székhelye:</w:t>
             </w:r>
           </w:p>
         </w:tc>
@@ -1033,33 +789,7 @@
                 <w:szCs w:val="20"/>
                 <w:highlight w:val="white"/>
               </w:rPr>
-              <w:t xml:space="preserve">2133 </w:t>
-            </w:r>
-            <w:proofErr w:type="spellStart"/>
-            <w:r>
-              <w:rPr>
-                <w:rFonts w:ascii="Times New Roman" w:eastAsia="Times New Roman" w:hAnsi="Times New Roman" w:cs="Times New Roman"/>
-                <w:b/>
-                <w:bCs/>
-                <w:color w:val="000000"/>
-                <w:sz w:val="20"/>
-                <w:szCs w:val="20"/>
-                <w:highlight w:val="white"/>
-              </w:rPr>
-              <w:t>Sződliget</w:t>
-            </w:r>
-            <w:proofErr w:type="spellEnd"/>
-            <w:r>
-              <w:rPr>
-                <w:rFonts w:ascii="Times New Roman" w:eastAsia="Times New Roman" w:hAnsi="Times New Roman" w:cs="Times New Roman"/>
-                <w:b/>
-                <w:bCs/>
-                <w:color w:val="000000"/>
-                <w:sz w:val="20"/>
-                <w:szCs w:val="20"/>
-                <w:highlight w:val="white"/>
-              </w:rPr>
-              <w:t xml:space="preserve"> HRSZ 1225/1</w:t>
+              <w:t>2133 Sződliget HRSZ 1225/1</w:t>
             </w:r>
           </w:p>
         </w:tc>
@@ -1099,7 +829,6 @@
                 <w:highlight w:val="white"/>
               </w:rPr>
             </w:pPr>
-            <w:proofErr w:type="spellStart"/>
             <w:r>
               <w:rPr>
                 <w:rFonts w:ascii="Times New Roman" w:eastAsia="Times New Roman" w:hAnsi="Times New Roman" w:cs="Times New Roman"/>
@@ -1108,31 +837,8 @@
                 <w:szCs w:val="20"/>
                 <w:highlight w:val="white"/>
               </w:rPr>
-              <w:t>Cégjegyzékszáma</w:t>
+              <w:t>Cégjegyzékszáma/Nyilvántartási</w:t>
             </w:r>
-            <w:proofErr w:type="spellEnd"/>
-            <w:r>
-              <w:rPr>
-                <w:rFonts w:ascii="Times New Roman" w:eastAsia="Times New Roman" w:hAnsi="Times New Roman" w:cs="Times New Roman"/>
-                <w:color w:val="000000"/>
-                <w:sz w:val="20"/>
-                <w:szCs w:val="20"/>
-                <w:highlight w:val="white"/>
-              </w:rPr>
-              <w:t>/</w:t>
-            </w:r>
-            <w:proofErr w:type="spellStart"/>
-            <w:r>
-              <w:rPr>
-                <w:rFonts w:ascii="Times New Roman" w:eastAsia="Times New Roman" w:hAnsi="Times New Roman" w:cs="Times New Roman"/>
-                <w:color w:val="000000"/>
-                <w:sz w:val="20"/>
-                <w:szCs w:val="20"/>
-                <w:highlight w:val="white"/>
-              </w:rPr>
-              <w:t>Nyilvántartási</w:t>
-            </w:r>
-            <w:proofErr w:type="spellEnd"/>
           </w:p>
         </w:tc>
         <w:tc>
@@ -1216,7 +922,6 @@
                 <w:highlight w:val="white"/>
               </w:rPr>
             </w:pPr>
-            <w:proofErr w:type="spellStart"/>
             <w:r>
               <w:rPr>
                 <w:rFonts w:ascii="Times New Roman" w:eastAsia="Times New Roman" w:hAnsi="Times New Roman" w:cs="Times New Roman"/>
@@ -1225,18 +930,7 @@
                 <w:szCs w:val="20"/>
                 <w:highlight w:val="white"/>
               </w:rPr>
-              <w:t>Adószáma</w:t>
-            </w:r>
-            <w:proofErr w:type="spellEnd"/>
-            <w:r>
-              <w:rPr>
-                <w:rFonts w:ascii="Times New Roman" w:eastAsia="Times New Roman" w:hAnsi="Times New Roman" w:cs="Times New Roman"/>
-                <w:color w:val="000000"/>
-                <w:sz w:val="20"/>
-                <w:szCs w:val="20"/>
-                <w:highlight w:val="white"/>
-              </w:rPr>
-              <w:t>:</w:t>
+              <w:t>Adószáma:</w:t>
             </w:r>
           </w:p>
         </w:tc>
@@ -1321,7 +1015,6 @@
                 <w:highlight w:val="white"/>
               </w:rPr>
             </w:pPr>
-            <w:proofErr w:type="spellStart"/>
             <w:r>
               <w:rPr>
                 <w:rFonts w:ascii="Times New Roman" w:eastAsia="Times New Roman" w:hAnsi="Times New Roman" w:cs="Times New Roman"/>
@@ -1330,40 +1023,7 @@
                 <w:szCs w:val="20"/>
                 <w:highlight w:val="white"/>
               </w:rPr>
-              <w:t>Statisztikai</w:t>
-            </w:r>
-            <w:proofErr w:type="spellEnd"/>
-            <w:r>
-              <w:rPr>
-                <w:rFonts w:ascii="Times New Roman" w:eastAsia="Times New Roman" w:hAnsi="Times New Roman" w:cs="Times New Roman"/>
-                <w:color w:val="000000"/>
-                <w:sz w:val="20"/>
-                <w:szCs w:val="20"/>
-                <w:highlight w:val="white"/>
-              </w:rPr>
-              <w:t xml:space="preserve"> </w:t>
-            </w:r>
-            <w:proofErr w:type="spellStart"/>
-            <w:r>
-              <w:rPr>
-                <w:rFonts w:ascii="Times New Roman" w:eastAsia="Times New Roman" w:hAnsi="Times New Roman" w:cs="Times New Roman"/>
-                <w:color w:val="000000"/>
-                <w:sz w:val="20"/>
-                <w:szCs w:val="20"/>
-                <w:highlight w:val="white"/>
-              </w:rPr>
-              <w:t>számjele</w:t>
-            </w:r>
-            <w:proofErr w:type="spellEnd"/>
-            <w:r>
-              <w:rPr>
-                <w:rFonts w:ascii="Times New Roman" w:eastAsia="Times New Roman" w:hAnsi="Times New Roman" w:cs="Times New Roman"/>
-                <w:color w:val="000000"/>
-                <w:sz w:val="20"/>
-                <w:szCs w:val="20"/>
-                <w:highlight w:val="white"/>
-              </w:rPr>
-              <w:t>:</w:t>
+              <w:t>Statisztikai számjele:</w:t>
             </w:r>
           </w:p>
         </w:tc>
@@ -1448,7 +1108,6 @@
                 <w:highlight w:val="white"/>
               </w:rPr>
             </w:pPr>
-            <w:proofErr w:type="spellStart"/>
             <w:r>
               <w:rPr>
                 <w:rFonts w:ascii="Times New Roman" w:eastAsia="Times New Roman" w:hAnsi="Times New Roman" w:cs="Times New Roman"/>
@@ -1457,18 +1116,7 @@
                 <w:szCs w:val="20"/>
                 <w:highlight w:val="white"/>
               </w:rPr>
-              <w:t>Képviseli</w:t>
-            </w:r>
-            <w:proofErr w:type="spellEnd"/>
-            <w:r>
-              <w:rPr>
-                <w:rFonts w:ascii="Times New Roman" w:eastAsia="Times New Roman" w:hAnsi="Times New Roman" w:cs="Times New Roman"/>
-                <w:color w:val="000000"/>
-                <w:sz w:val="20"/>
-                <w:szCs w:val="20"/>
-                <w:highlight w:val="white"/>
-              </w:rPr>
-              <w:t xml:space="preserve">: </w:t>
+              <w:t xml:space="preserve">Képviseli: </w:t>
             </w:r>
           </w:p>
         </w:tc>
@@ -1553,7 +1201,6 @@
                 <w:highlight w:val="white"/>
               </w:rPr>
             </w:pPr>
-            <w:proofErr w:type="spellStart"/>
             <w:r>
               <w:rPr>
                 <w:rFonts w:ascii="Times New Roman" w:eastAsia="Times New Roman" w:hAnsi="Times New Roman" w:cs="Times New Roman"/>
@@ -1562,62 +1209,7 @@
                 <w:szCs w:val="20"/>
                 <w:highlight w:val="white"/>
               </w:rPr>
-              <w:t>Bankszámlát</w:t>
-            </w:r>
-            <w:proofErr w:type="spellEnd"/>
-            <w:r>
-              <w:rPr>
-                <w:rFonts w:ascii="Times New Roman" w:eastAsia="Times New Roman" w:hAnsi="Times New Roman" w:cs="Times New Roman"/>
-                <w:color w:val="000000"/>
-                <w:sz w:val="20"/>
-                <w:szCs w:val="20"/>
-                <w:highlight w:val="white"/>
-              </w:rPr>
-              <w:t xml:space="preserve"> </w:t>
-            </w:r>
-            <w:proofErr w:type="spellStart"/>
-            <w:r>
-              <w:rPr>
-                <w:rFonts w:ascii="Times New Roman" w:eastAsia="Times New Roman" w:hAnsi="Times New Roman" w:cs="Times New Roman"/>
-                <w:color w:val="000000"/>
-                <w:sz w:val="20"/>
-                <w:szCs w:val="20"/>
-                <w:highlight w:val="white"/>
-              </w:rPr>
-              <w:t>vezető</w:t>
-            </w:r>
-            <w:proofErr w:type="spellEnd"/>
-            <w:r>
-              <w:rPr>
-                <w:rFonts w:ascii="Times New Roman" w:eastAsia="Times New Roman" w:hAnsi="Times New Roman" w:cs="Times New Roman"/>
-                <w:color w:val="000000"/>
-                <w:sz w:val="20"/>
-                <w:szCs w:val="20"/>
-                <w:highlight w:val="white"/>
-              </w:rPr>
-              <w:t xml:space="preserve"> </w:t>
-            </w:r>
-            <w:proofErr w:type="spellStart"/>
-            <w:r>
-              <w:rPr>
-                <w:rFonts w:ascii="Times New Roman" w:eastAsia="Times New Roman" w:hAnsi="Times New Roman" w:cs="Times New Roman"/>
-                <w:color w:val="000000"/>
-                <w:sz w:val="20"/>
-                <w:szCs w:val="20"/>
-                <w:highlight w:val="white"/>
-              </w:rPr>
-              <w:t>pénzintézet</w:t>
-            </w:r>
-            <w:proofErr w:type="spellEnd"/>
-            <w:r>
-              <w:rPr>
-                <w:rFonts w:ascii="Times New Roman" w:eastAsia="Times New Roman" w:hAnsi="Times New Roman" w:cs="Times New Roman"/>
-                <w:color w:val="000000"/>
-                <w:sz w:val="20"/>
-                <w:szCs w:val="20"/>
-                <w:highlight w:val="white"/>
-              </w:rPr>
-              <w:t xml:space="preserve"> neve</w:t>
+              <w:t>Bankszámlát vezető pénzintézet neve</w:t>
             </w:r>
           </w:p>
         </w:tc>
@@ -1700,7 +1292,6 @@
                 <w:highlight w:val="white"/>
               </w:rPr>
             </w:pPr>
-            <w:proofErr w:type="spellStart"/>
             <w:r>
               <w:rPr>
                 <w:rFonts w:ascii="Times New Roman" w:eastAsia="Times New Roman" w:hAnsi="Times New Roman" w:cs="Times New Roman"/>
@@ -1709,18 +1300,7 @@
                 <w:szCs w:val="20"/>
                 <w:highlight w:val="white"/>
               </w:rPr>
-              <w:t>Bankszámlaszám</w:t>
-            </w:r>
-            <w:proofErr w:type="spellEnd"/>
-            <w:r>
-              <w:rPr>
-                <w:rFonts w:ascii="Times New Roman" w:eastAsia="Times New Roman" w:hAnsi="Times New Roman" w:cs="Times New Roman"/>
-                <w:color w:val="000000"/>
-                <w:sz w:val="20"/>
-                <w:szCs w:val="20"/>
-                <w:highlight w:val="white"/>
-              </w:rPr>
-              <w:t>:</w:t>
+              <w:t>Bankszámlaszám:</w:t>
             </w:r>
           </w:p>
         </w:tc>
@@ -1811,139 +1391,7 @@
                 <w:szCs w:val="20"/>
                 <w:highlight w:val="white"/>
               </w:rPr>
-              <w:t xml:space="preserve">Jelen </w:t>
-            </w:r>
-            <w:proofErr w:type="spellStart"/>
-            <w:r>
-              <w:rPr>
-                <w:rFonts w:ascii="Times New Roman" w:eastAsia="Times New Roman" w:hAnsi="Times New Roman" w:cs="Times New Roman"/>
-                <w:color w:val="000000"/>
-                <w:sz w:val="20"/>
-                <w:szCs w:val="20"/>
-                <w:highlight w:val="white"/>
-              </w:rPr>
-              <w:t>megállapodást</w:t>
-            </w:r>
-            <w:proofErr w:type="spellEnd"/>
-            <w:r>
-              <w:rPr>
-                <w:rFonts w:ascii="Times New Roman" w:eastAsia="Times New Roman" w:hAnsi="Times New Roman" w:cs="Times New Roman"/>
-                <w:color w:val="000000"/>
-                <w:sz w:val="20"/>
-                <w:szCs w:val="20"/>
-                <w:highlight w:val="white"/>
-              </w:rPr>
-              <w:t xml:space="preserve"> </w:t>
-            </w:r>
-            <w:proofErr w:type="spellStart"/>
-            <w:r>
-              <w:rPr>
-                <w:rFonts w:ascii="Times New Roman" w:eastAsia="Times New Roman" w:hAnsi="Times New Roman" w:cs="Times New Roman"/>
-                <w:color w:val="000000"/>
-                <w:sz w:val="20"/>
-                <w:szCs w:val="20"/>
-                <w:highlight w:val="white"/>
-              </w:rPr>
-              <w:t>aláírja</w:t>
-            </w:r>
-            <w:proofErr w:type="spellEnd"/>
-            <w:r>
-              <w:rPr>
-                <w:rFonts w:ascii="Times New Roman" w:eastAsia="Times New Roman" w:hAnsi="Times New Roman" w:cs="Times New Roman"/>
-                <w:color w:val="000000"/>
-                <w:sz w:val="20"/>
-                <w:szCs w:val="20"/>
-                <w:highlight w:val="white"/>
-              </w:rPr>
-              <w:t xml:space="preserve"> a </w:t>
-            </w:r>
-            <w:proofErr w:type="spellStart"/>
-            <w:r>
-              <w:rPr>
-                <w:rFonts w:ascii="Times New Roman" w:eastAsia="Times New Roman" w:hAnsi="Times New Roman" w:cs="Times New Roman"/>
-                <w:color w:val="000000"/>
-                <w:sz w:val="20"/>
-                <w:szCs w:val="20"/>
-                <w:highlight w:val="white"/>
-              </w:rPr>
-              <w:t>Lényeges</w:t>
-            </w:r>
-            <w:proofErr w:type="spellEnd"/>
-            <w:r>
-              <w:rPr>
-                <w:rFonts w:ascii="Times New Roman" w:eastAsia="Times New Roman" w:hAnsi="Times New Roman" w:cs="Times New Roman"/>
-                <w:color w:val="000000"/>
-                <w:sz w:val="20"/>
-                <w:szCs w:val="20"/>
-                <w:highlight w:val="white"/>
-              </w:rPr>
-              <w:t xml:space="preserve"> </w:t>
-            </w:r>
-            <w:proofErr w:type="spellStart"/>
-            <w:r>
-              <w:rPr>
-                <w:rFonts w:ascii="Times New Roman" w:eastAsia="Times New Roman" w:hAnsi="Times New Roman" w:cs="Times New Roman"/>
-                <w:color w:val="000000"/>
-                <w:sz w:val="20"/>
-                <w:szCs w:val="20"/>
-                <w:highlight w:val="white"/>
-              </w:rPr>
-              <w:t>Hozzájáruló</w:t>
-            </w:r>
-            <w:proofErr w:type="spellEnd"/>
-            <w:r>
-              <w:rPr>
-                <w:rFonts w:ascii="Times New Roman" w:eastAsia="Times New Roman" w:hAnsi="Times New Roman" w:cs="Times New Roman"/>
-                <w:color w:val="000000"/>
-                <w:sz w:val="20"/>
-                <w:szCs w:val="20"/>
-                <w:highlight w:val="white"/>
-              </w:rPr>
-              <w:t xml:space="preserve"> </w:t>
-            </w:r>
-            <w:proofErr w:type="spellStart"/>
-            <w:r>
-              <w:rPr>
-                <w:rFonts w:ascii="Times New Roman" w:eastAsia="Times New Roman" w:hAnsi="Times New Roman" w:cs="Times New Roman"/>
-                <w:color w:val="000000"/>
-                <w:sz w:val="20"/>
-                <w:szCs w:val="20"/>
-                <w:highlight w:val="white"/>
-              </w:rPr>
-              <w:t>meghatalmazottjaként</w:t>
-            </w:r>
-            <w:proofErr w:type="spellEnd"/>
-            <w:r>
-              <w:rPr>
-                <w:rFonts w:ascii="Times New Roman" w:eastAsia="Times New Roman" w:hAnsi="Times New Roman" w:cs="Times New Roman"/>
-                <w:color w:val="000000"/>
-                <w:sz w:val="20"/>
-                <w:szCs w:val="20"/>
-                <w:highlight w:val="white"/>
-              </w:rPr>
-              <w:t xml:space="preserve"> </w:t>
-            </w:r>
-            <w:proofErr w:type="spellStart"/>
-            <w:r>
-              <w:rPr>
-                <w:rFonts w:ascii="Times New Roman" w:eastAsia="Times New Roman" w:hAnsi="Times New Roman" w:cs="Times New Roman"/>
-                <w:color w:val="000000"/>
-                <w:sz w:val="20"/>
-                <w:szCs w:val="20"/>
-                <w:highlight w:val="white"/>
-              </w:rPr>
-              <w:t>önállóan</w:t>
-            </w:r>
-            <w:proofErr w:type="spellEnd"/>
-            <w:r>
-              <w:rPr>
-                <w:rFonts w:ascii="Times New Roman" w:eastAsia="Times New Roman" w:hAnsi="Times New Roman" w:cs="Times New Roman"/>
-                <w:color w:val="000000"/>
-                <w:sz w:val="20"/>
-                <w:szCs w:val="20"/>
-                <w:highlight w:val="white"/>
-              </w:rPr>
-              <w:t xml:space="preserve">: </w:t>
+              <w:t xml:space="preserve">Jelen megállapodást aláírja a Lényeges Hozzájáruló meghatalmazottjaként önállóan: </w:t>
             </w:r>
           </w:p>
         </w:tc>
@@ -2022,85 +1470,7 @@
                 <w:szCs w:val="20"/>
                 <w:highlight w:val="white"/>
               </w:rPr>
-              <w:t>(</w:t>
-            </w:r>
-            <w:proofErr w:type="spellStart"/>
-            <w:r>
-              <w:rPr>
-                <w:rFonts w:ascii="Times New Roman" w:eastAsia="Times New Roman" w:hAnsi="Times New Roman" w:cs="Times New Roman"/>
-                <w:b/>
-                <w:bCs/>
-                <w:color w:val="000000"/>
-                <w:sz w:val="20"/>
-                <w:szCs w:val="20"/>
-                <w:highlight w:val="white"/>
-              </w:rPr>
-              <w:t>születési</w:t>
-            </w:r>
-            <w:proofErr w:type="spellEnd"/>
-            <w:r>
-              <w:rPr>
-                <w:rFonts w:ascii="Times New Roman" w:eastAsia="Times New Roman" w:hAnsi="Times New Roman" w:cs="Times New Roman"/>
-                <w:b/>
-                <w:bCs/>
-                <w:color w:val="000000"/>
-                <w:sz w:val="20"/>
-                <w:szCs w:val="20"/>
-                <w:highlight w:val="white"/>
-              </w:rPr>
-              <w:t xml:space="preserve"> </w:t>
-            </w:r>
-            <w:proofErr w:type="spellStart"/>
-            <w:r>
-              <w:rPr>
-                <w:rFonts w:ascii="Times New Roman" w:eastAsia="Times New Roman" w:hAnsi="Times New Roman" w:cs="Times New Roman"/>
-                <w:b/>
-                <w:bCs/>
-                <w:color w:val="000000"/>
-                <w:sz w:val="20"/>
-                <w:szCs w:val="20"/>
-                <w:highlight w:val="white"/>
-              </w:rPr>
-              <w:t>hely</w:t>
-            </w:r>
-            <w:proofErr w:type="spellEnd"/>
-            <w:r>
-              <w:rPr>
-                <w:rFonts w:ascii="Times New Roman" w:eastAsia="Times New Roman" w:hAnsi="Times New Roman" w:cs="Times New Roman"/>
-                <w:b/>
-                <w:bCs/>
-                <w:color w:val="000000"/>
-                <w:sz w:val="20"/>
-                <w:szCs w:val="20"/>
-                <w:highlight w:val="white"/>
-              </w:rPr>
-              <w:t xml:space="preserve">, </w:t>
-            </w:r>
-            <w:proofErr w:type="spellStart"/>
-            <w:r>
-              <w:rPr>
-                <w:rFonts w:ascii="Times New Roman" w:eastAsia="Times New Roman" w:hAnsi="Times New Roman" w:cs="Times New Roman"/>
-                <w:b/>
-                <w:bCs/>
-                <w:color w:val="000000"/>
-                <w:sz w:val="20"/>
-                <w:szCs w:val="20"/>
-                <w:highlight w:val="white"/>
-              </w:rPr>
-              <w:t>idő</w:t>
-            </w:r>
-            <w:proofErr w:type="spellEnd"/>
-            <w:r>
-              <w:rPr>
-                <w:rFonts w:ascii="Times New Roman" w:eastAsia="Times New Roman" w:hAnsi="Times New Roman" w:cs="Times New Roman"/>
-                <w:b/>
-                <w:bCs/>
-                <w:color w:val="000000"/>
-                <w:sz w:val="20"/>
-                <w:szCs w:val="20"/>
-                <w:highlight w:val="white"/>
-              </w:rPr>
-              <w:t>: BP. 1979.10.25</w:t>
+              <w:t>(születési hely, idő: BP. 1979.10.25</w:t>
             </w:r>
           </w:p>
           <w:p>
@@ -2124,7 +1494,6 @@
                 <w:highlight w:val="white"/>
               </w:rPr>
             </w:pPr>
-            <w:proofErr w:type="spellStart"/>
             <w:r>
               <w:rPr>
                 <w:rFonts w:ascii="Times New Roman" w:eastAsia="Times New Roman" w:hAnsi="Times New Roman" w:cs="Times New Roman"/>
@@ -2135,35 +1504,8 @@
                 <w:szCs w:val="20"/>
                 <w:highlight w:val="white"/>
               </w:rPr>
-              <w:t>anyja</w:t>
+              <w:t>anyja neve: Szolnoki Györgyi Juditt</w:t>
             </w:r>
-            <w:proofErr w:type="spellEnd"/>
-            <w:r>
-              <w:rPr>
-                <w:rFonts w:ascii="Times New Roman" w:eastAsia="Times New Roman" w:hAnsi="Times New Roman" w:cs="Times New Roman"/>
-                <w:b/>
-                <w:bCs/>
-                <w:color w:val="000000"/>
-                <w:sz w:val="20"/>
-                <w:szCs w:val="20"/>
-                <w:highlight w:val="white"/>
-              </w:rPr>
-              <w:t xml:space="preserve"> neve: Szolnoki Györgyi </w:t>
-            </w:r>
-            <w:proofErr w:type="spellStart"/>
-            <w:r>
-              <w:rPr>
-                <w:rFonts w:ascii="Times New Roman" w:eastAsia="Times New Roman" w:hAnsi="Times New Roman" w:cs="Times New Roman"/>
-                <w:b/>
-                <w:bCs/>
-                <w:color w:val="000000"/>
-                <w:sz w:val="20"/>
-                <w:szCs w:val="20"/>
-                <w:highlight w:val="white"/>
-              </w:rPr>
-              <w:t>Juditt</w:t>
-            </w:r>
-            <w:proofErr w:type="spellEnd"/>
           </w:p>
           <w:p>
             <w:pPr>
@@ -2186,7 +1528,6 @@
                 <w:highlight w:val="white"/>
               </w:rPr>
             </w:pPr>
-            <w:proofErr w:type="spellStart"/>
             <w:r>
               <w:rPr>
                 <w:rFonts w:ascii="Times New Roman" w:eastAsia="Times New Roman" w:hAnsi="Times New Roman" w:cs="Times New Roman"/>
@@ -2197,72 +1538,7 @@
                 <w:szCs w:val="20"/>
                 <w:highlight w:val="white"/>
               </w:rPr>
-              <w:t>lakcím</w:t>
-            </w:r>
-            <w:proofErr w:type="spellEnd"/>
-            <w:r>
-              <w:rPr>
-                <w:rFonts w:ascii="Times New Roman" w:eastAsia="Times New Roman" w:hAnsi="Times New Roman" w:cs="Times New Roman"/>
-                <w:b/>
-                <w:bCs/>
-                <w:color w:val="000000"/>
-                <w:sz w:val="20"/>
-                <w:szCs w:val="20"/>
-                <w:highlight w:val="white"/>
-              </w:rPr>
-              <w:t xml:space="preserve">: 2613 </w:t>
-            </w:r>
-            <w:proofErr w:type="spellStart"/>
-            <w:r>
-              <w:rPr>
-                <w:rFonts w:ascii="Times New Roman" w:eastAsia="Times New Roman" w:hAnsi="Times New Roman" w:cs="Times New Roman"/>
-                <w:b/>
-                <w:bCs/>
-                <w:color w:val="000000"/>
-                <w:sz w:val="20"/>
-                <w:szCs w:val="20"/>
-                <w:highlight w:val="white"/>
-              </w:rPr>
-              <w:t>Rád</w:t>
-            </w:r>
-            <w:proofErr w:type="spellEnd"/>
-            <w:r>
-              <w:rPr>
-                <w:rFonts w:ascii="Times New Roman" w:eastAsia="Times New Roman" w:hAnsi="Times New Roman" w:cs="Times New Roman"/>
-                <w:b/>
-                <w:bCs/>
-                <w:color w:val="000000"/>
-                <w:sz w:val="20"/>
-                <w:szCs w:val="20"/>
-                <w:highlight w:val="white"/>
-              </w:rPr>
-              <w:t xml:space="preserve"> Kossuth </w:t>
-            </w:r>
-            <w:proofErr w:type="spellStart"/>
-            <w:r>
-              <w:rPr>
-                <w:rFonts w:ascii="Times New Roman" w:eastAsia="Times New Roman" w:hAnsi="Times New Roman" w:cs="Times New Roman"/>
-                <w:b/>
-                <w:bCs/>
-                <w:color w:val="000000"/>
-                <w:sz w:val="20"/>
-                <w:szCs w:val="20"/>
-                <w:highlight w:val="white"/>
-              </w:rPr>
-              <w:t>utca</w:t>
-            </w:r>
-            <w:proofErr w:type="spellEnd"/>
-            <w:r>
-              <w:rPr>
-                <w:rFonts w:ascii="Times New Roman" w:eastAsia="Times New Roman" w:hAnsi="Times New Roman" w:cs="Times New Roman"/>
-                <w:b/>
-                <w:bCs/>
-                <w:color w:val="000000"/>
-                <w:sz w:val="20"/>
-                <w:szCs w:val="20"/>
-                <w:highlight w:val="white"/>
-              </w:rPr>
-              <w:t xml:space="preserve"> 20.</w:t>
+              <w:t>lakcím: 2613 Rád Kossuth utca 20.</w:t>
             </w:r>
           </w:p>
         </w:tc>
@@ -2600,59 +1876,28 @@
           <w:szCs w:val="20"/>
           <w:highlight w:val="white"/>
         </w:rPr>
-        <w:t>A Program hatására a Magyar Állam 2025. félévtől 2027. év végéig közel 150 ezer lakóingatlan energetikai felújítását fogja segíteni az elért energiamegtakarításért cserébe.</w:t>
-      </w:r>
-    </w:p>
-    <w:p>
-      <w:pPr>
-        <w:spacing w:after="0" w:line="240" w:lineRule="auto"/>
-        <w:jc w:val="both"/>
-        <w:rPr>
-          <w:rFonts w:ascii="Times New Roman" w:eastAsia="Times New Roman" w:hAnsi="Times New Roman" w:cs="Times New Roman"/>
-          <w:sz w:val="20"/>
-          <w:szCs w:val="20"/>
-          <w:highlight w:val="white"/>
-        </w:rPr>
-      </w:pPr>
-      <w:r>
-        <w:rPr>
-          <w:rFonts w:ascii="Times New Roman" w:eastAsia="Times New Roman" w:hAnsi="Times New Roman" w:cs="Times New Roman"/>
-          <w:sz w:val="20"/>
-          <w:szCs w:val="20"/>
-          <w:highlight w:val="white"/>
-        </w:rPr>
-        <w:t xml:space="preserve">A lakosság körében energiamegtakarítás elérésére kötelezett villamosenergia- és földgáz kereskedők az energiamegtakarításért a megtakarítások értékétől függően hozzájárulnak, egyes programok esetekben teljesen kifizetik a lakossági épület felújításokat. Az aktuális programokról a legnagyobb energiakereskedők weboldalain (MVM, E2, OMV, </w:t>
-      </w:r>
-      <w:proofErr w:type="spellStart"/>
-      <w:proofErr w:type="gramStart"/>
-      <w:r>
-        <w:rPr>
-          <w:rFonts w:ascii="Times New Roman" w:eastAsia="Times New Roman" w:hAnsi="Times New Roman" w:cs="Times New Roman"/>
-          <w:sz w:val="20"/>
-          <w:szCs w:val="20"/>
-          <w:highlight w:val="white"/>
-        </w:rPr>
-        <w:t>Audax</w:t>
-      </w:r>
-      <w:proofErr w:type="spellEnd"/>
-      <w:r>
-        <w:rPr>
-          <w:rFonts w:ascii="Times New Roman" w:eastAsia="Times New Roman" w:hAnsi="Times New Roman" w:cs="Times New Roman"/>
-          <w:sz w:val="20"/>
-          <w:szCs w:val="20"/>
-          <w:highlight w:val="white"/>
-        </w:rPr>
-        <w:t>,</w:t>
-      </w:r>
-      <w:proofErr w:type="gramEnd"/>
-      <w:r>
-        <w:rPr>
-          <w:rFonts w:ascii="Times New Roman" w:eastAsia="Times New Roman" w:hAnsi="Times New Roman" w:cs="Times New Roman"/>
-          <w:sz w:val="20"/>
-          <w:szCs w:val="20"/>
-          <w:highlight w:val="white"/>
-        </w:rPr>
-        <w:t xml:space="preserve"> stb.) lehet tájékozódni, de közvetlenül a Megbízottól is tájékozódhat a lakosságot felújítási ajánlatokkal kapcsolatosan.</w:t>
+        <w:t>Magyarország Kormánya, hogy tartósan tovább csökkentse a magyar háztartások rezsijét, nagyszabású lakossági épületfelújítási programot hirdet. A program hatására a 2025. félévtől 2027. végéig közel 150 ezer lakóingatlan energetikai felújítását fogjuk segíteni az elért energiamegtakarításért cserébe.</w:t>
+      </w:r>
+    </w:p>
+    <w:p>
+      <w:pPr>
+        <w:spacing w:after="0" w:line="240" w:lineRule="auto"/>
+        <w:jc w:val="both"/>
+        <w:rPr>
+          <w:rFonts w:ascii="Times New Roman" w:eastAsia="Times New Roman" w:hAnsi="Times New Roman" w:cs="Times New Roman"/>
+          <w:sz w:val="20"/>
+          <w:szCs w:val="20"/>
+          <w:highlight w:val="white"/>
+        </w:rPr>
+      </w:pPr>
+      <w:r>
+        <w:rPr>
+          <w:rFonts w:ascii="Times New Roman" w:eastAsia="Times New Roman" w:hAnsi="Times New Roman" w:cs="Times New Roman"/>
+          <w:sz w:val="20"/>
+          <w:szCs w:val="20"/>
+          <w:highlight w:val="white"/>
+        </w:rPr>
+        <w:t>A lakosság körében energiamegtakarítás elérésére kötelezett villamosenergia- és földgázkereskedők az energiamegtakarításért a megtakarítások értékétől függően hozzájárulnak, egyes esetekben teljesen kifizetik a lakossági épületfelújításokat. A programról a legnagyobb energiakereskedők weboldalain (MVM, E2, OMV, Audax stb.) lehet tájékozódni, de közvetlenül a kivitelező vállalatok is keresni fogják lakosságot felújítási ajánlataikkal (például födémszigetelés).</w:t>
       </w:r>
     </w:p>
     <w:p>
@@ -2694,74 +1939,53 @@
           <w:szCs w:val="20"/>
           <w:highlight w:val="white"/>
         </w:rPr>
-        <w:t>A Programban résztvevők, jelen esetben a Megbízó kevesebb önerővel végrehajtott, vagy akár önerő nélküli felújításokkal tartósan csökkentheti otthonának a rezsiszámláját.</w:t>
-      </w:r>
-    </w:p>
-    <w:p>
-      <w:pPr>
-        <w:spacing w:after="0" w:line="240" w:lineRule="auto"/>
-        <w:jc w:val="both"/>
-        <w:rPr>
-          <w:rFonts w:ascii="Times New Roman" w:eastAsia="Times New Roman" w:hAnsi="Times New Roman" w:cs="Times New Roman"/>
-          <w:sz w:val="20"/>
-          <w:szCs w:val="20"/>
-          <w:highlight w:val="white"/>
-        </w:rPr>
-      </w:pPr>
-    </w:p>
-    <w:p>
-      <w:pPr>
-        <w:spacing w:after="0" w:line="240" w:lineRule="auto"/>
-        <w:jc w:val="both"/>
-        <w:rPr>
-          <w:rFonts w:ascii="Times New Roman" w:eastAsia="Times New Roman" w:hAnsi="Times New Roman" w:cs="Times New Roman"/>
-          <w:sz w:val="20"/>
-          <w:szCs w:val="20"/>
-          <w:highlight w:val="white"/>
-        </w:rPr>
-      </w:pPr>
-      <w:r>
-        <w:rPr>
-          <w:rFonts w:ascii="Times New Roman" w:eastAsia="Times New Roman" w:hAnsi="Times New Roman" w:cs="Times New Roman"/>
-          <w:sz w:val="20"/>
-          <w:szCs w:val="20"/>
-          <w:highlight w:val="white"/>
-        </w:rPr>
-        <w:t xml:space="preserve">A lakosság körében végrehajtott energiahatékonysági beruházások részleges vagy teljes ellenértékét a felújítással elért energiamegtakarítás adja, amely a hitelesítését követően pénzben kifejezhető értékkel bír. </w:t>
-      </w:r>
-    </w:p>
-    <w:p>
-      <w:pPr>
-        <w:spacing w:after="0" w:line="240" w:lineRule="auto"/>
-        <w:jc w:val="both"/>
-        <w:rPr>
-          <w:rFonts w:ascii="Times New Roman" w:eastAsia="Times New Roman" w:hAnsi="Times New Roman" w:cs="Times New Roman"/>
-          <w:sz w:val="20"/>
-          <w:szCs w:val="20"/>
-          <w:highlight w:val="white"/>
-        </w:rPr>
-      </w:pPr>
-    </w:p>
-    <w:p>
-      <w:pPr>
-        <w:spacing w:after="0" w:line="240" w:lineRule="auto"/>
-        <w:jc w:val="both"/>
-        <w:rPr>
-          <w:rFonts w:ascii="Times New Roman" w:eastAsia="Times New Roman" w:hAnsi="Times New Roman" w:cs="Times New Roman"/>
-          <w:sz w:val="20"/>
-          <w:szCs w:val="20"/>
-          <w:highlight w:val="white"/>
-        </w:rPr>
-      </w:pPr>
-      <w:r>
-        <w:rPr>
-          <w:rFonts w:ascii="Times New Roman" w:eastAsia="Times New Roman" w:hAnsi="Times New Roman" w:cs="Times New Roman"/>
-          <w:sz w:val="20"/>
-          <w:szCs w:val="20"/>
-          <w:highlight w:val="white"/>
-        </w:rPr>
-        <w:t>A Megbízó az átengedett hitelesített energiamegtakarításért (HEM) cserébe legalább annyi ellenszolgáltatást kell kapnia, mint a felújítással létrejött hitelesített energiamegtakarítás (HEM) értéke, amely az energiamegtakarítások előző évi átlagára (az energiamegtakarítás aukciókat tartó tőzsde üzemeltetője, a CEEGEX teszi közzé a honlapján) és a létrejött megtakarítás alapján számítható. A Programmal a Magyar Kormány kifejezi teljes elkötelezettségét a lakossági rezsi további, tartós csökkentése mellett.</w:t>
-      </w:r>
+        <w:t>A programban részt vevők kevesebb önerővel végrehajtott, vagy akár önerő nélküli felújításokkal tartósan csökkenthetik otthonaik rezsiszámláját.</w:t>
+      </w:r>
+    </w:p>
+    <w:p>
+      <w:pPr>
+        <w:spacing w:after="0" w:line="240" w:lineRule="auto"/>
+        <w:jc w:val="both"/>
+        <w:rPr>
+          <w:rFonts w:ascii="Times New Roman" w:eastAsia="Times New Roman" w:hAnsi="Times New Roman" w:cs="Times New Roman"/>
+          <w:sz w:val="20"/>
+          <w:szCs w:val="20"/>
+          <w:highlight w:val="white"/>
+        </w:rPr>
+      </w:pPr>
+    </w:p>
+    <w:p>
+      <w:pPr>
+        <w:spacing w:after="0" w:line="240" w:lineRule="auto"/>
+        <w:jc w:val="both"/>
+        <w:rPr>
+          <w:rFonts w:ascii="Times New Roman" w:eastAsia="Times New Roman" w:hAnsi="Times New Roman" w:cs="Times New Roman"/>
+          <w:sz w:val="20"/>
+          <w:szCs w:val="20"/>
+          <w:highlight w:val="white"/>
+        </w:rPr>
+      </w:pPr>
+      <w:r>
+        <w:rPr>
+          <w:rFonts w:ascii="Times New Roman" w:eastAsia="Times New Roman" w:hAnsi="Times New Roman" w:cs="Times New Roman"/>
+          <w:sz w:val="20"/>
+          <w:szCs w:val="20"/>
+          <w:highlight w:val="white"/>
+        </w:rPr>
+        <w:t>A lakosság körében végrehajtott energiahatékonysági beruházások részleges vagy teljes ellenértékét a felújítással elért energiamegtakarítás adja, amely a hitelesítését követően pénzben kifejezhető értékkel bír. A lakosnak az átengedett hitelesített energiamegtakarításért (HEM) cserébe legalább annyi ellenszolgáltatást kell kapnia, mint a felújítással létrejött hitelesített energiamegtakarítás (HEM) értéke, amely az energiamegtakarítások adott évre irányadó, az energiamegtakarítás aukciókat tartó és az ügyletkötő piacot működtető CEEGEX honlapján közzétett indexált ár és a létrejött megtakarítás alapján számítható. A programmal a Magyar Kormány kifejezi teljes elkötelezettségét a lakossági rezsi további, tartós csökkentése mellett.</w:t>
+      </w:r>
+    </w:p>
+    <w:p>
+      <w:pPr>
+        <w:spacing w:after="0" w:line="240" w:lineRule="auto"/>
+        <w:jc w:val="both"/>
+        <w:rPr>
+          <w:rFonts w:ascii="Times New Roman" w:eastAsia="Times New Roman" w:hAnsi="Times New Roman" w:cs="Times New Roman"/>
+          <w:sz w:val="20"/>
+          <w:szCs w:val="20"/>
+          <w:highlight w:val="white"/>
+        </w:rPr>
+      </w:pPr>
     </w:p>
     <w:p>
       <w:pPr>
@@ -2867,7 +2091,6 @@
         </w:rPr>
         <w:t xml:space="preserve">). Megbízott célja, hogy a Beruházások következtében olyan, – az Energiahatékonyságról szóló 2015. évi LVII. törvényben (továbbiakban: </w:t>
       </w:r>
-      <w:proofErr w:type="spellStart"/>
       <w:r>
         <w:rPr>
           <w:rFonts w:ascii="Times New Roman" w:eastAsia="Times New Roman" w:hAnsi="Times New Roman" w:cs="Times New Roman"/>
@@ -2880,7 +2103,6 @@
         </w:rPr>
         <w:t>Ehat</w:t>
       </w:r>
-      <w:proofErr w:type="spellEnd"/>
       <w:r>
         <w:rPr>
           <w:rFonts w:ascii="Times New Roman" w:eastAsia="Times New Roman" w:hAnsi="Times New Roman" w:cs="Times New Roman"/>
@@ -2933,29 +2155,7 @@
           <w:szCs w:val="20"/>
           <w:highlight w:val="white"/>
         </w:rPr>
-        <w:t>) keletkezzen, melyeknek Megbízott első jogosultja lesz, tekintettel arra, hogy lényeges hozzájárulást nyújt a Beruházás megvalósításához és a megkeletkezendő HEM-</w:t>
-      </w:r>
-      <w:proofErr w:type="spellStart"/>
-      <w:r>
-        <w:rPr>
-          <w:rFonts w:ascii="Times New Roman" w:eastAsia="Times New Roman" w:hAnsi="Times New Roman" w:cs="Times New Roman"/>
-          <w:color w:val="000000"/>
-          <w:sz w:val="20"/>
-          <w:szCs w:val="20"/>
-          <w:highlight w:val="white"/>
-        </w:rPr>
-        <w:t>mel</w:t>
-      </w:r>
-      <w:proofErr w:type="spellEnd"/>
-      <w:r>
-        <w:rPr>
-          <w:rFonts w:ascii="Times New Roman" w:eastAsia="Times New Roman" w:hAnsi="Times New Roman" w:cs="Times New Roman"/>
-          <w:color w:val="000000"/>
-          <w:sz w:val="20"/>
-          <w:szCs w:val="20"/>
-          <w:highlight w:val="white"/>
-        </w:rPr>
-        <w:t xml:space="preserve"> megegyező értékű ellenszolgáltatást nyújt Végső Felhasználó részére.</w:t>
+        <w:t>) keletkezzen, melyeknek Megbízott első jogosultja lesz, tekintettel arra, hogy lényeges hozzájárulást nyújt a Beruházás megvalósításához és a megkeletkezendő HEM-mel megegyező értékű ellenszolgáltatást nyújt Végső Felhasználó részére.</w:t>
       </w:r>
     </w:p>
     <w:p>
@@ -3032,29 +2232,7 @@
           <w:szCs w:val="20"/>
           <w:highlight w:val="white"/>
         </w:rPr>
-        <w:t xml:space="preserve">) az energiahatékonyságról szóló 2015. évi LVII. (továbbiakban: </w:t>
-      </w:r>
-      <w:proofErr w:type="spellStart"/>
-      <w:r>
-        <w:rPr>
-          <w:rFonts w:ascii="Times New Roman" w:eastAsia="Times New Roman" w:hAnsi="Times New Roman" w:cs="Times New Roman"/>
-          <w:color w:val="000000"/>
-          <w:sz w:val="20"/>
-          <w:szCs w:val="20"/>
-          <w:highlight w:val="white"/>
-        </w:rPr>
-        <w:t>Ehat</w:t>
-      </w:r>
-      <w:proofErr w:type="spellEnd"/>
-      <w:r>
-        <w:rPr>
-          <w:rFonts w:ascii="Times New Roman" w:eastAsia="Times New Roman" w:hAnsi="Times New Roman" w:cs="Times New Roman"/>
-          <w:color w:val="000000"/>
-          <w:sz w:val="20"/>
-          <w:szCs w:val="20"/>
-          <w:highlight w:val="white"/>
-        </w:rPr>
-        <w:t>.) törvény szerint hitelesíthető.</w:t>
+        <w:t>) az energiahatékonyságról szóló 2015. évi LVII. (továbbiakban: Ehat.) törvény szerint hitelesíthető.</w:t>
       </w:r>
     </w:p>
     <w:p>
@@ -3143,59 +2321,7 @@
           <w:szCs w:val="20"/>
           <w:highlight w:val="white"/>
         </w:rPr>
-        <w:t>a [[</w:t>
-      </w:r>
-      <w:proofErr w:type="spellStart"/>
-      <w:r>
-        <w:rPr>
-          <w:rFonts w:ascii="Times New Roman" w:eastAsia="Times New Roman" w:hAnsi="Times New Roman" w:cs="Times New Roman"/>
-          <w:b/>
-          <w:bCs/>
-          <w:color w:val="000000"/>
-          <w:sz w:val="20"/>
-          <w:szCs w:val="20"/>
-          <w:highlight w:val="white"/>
-        </w:rPr>
-        <w:t>cim</w:t>
-      </w:r>
-      <w:proofErr w:type="spellEnd"/>
-      <w:r>
-        <w:rPr>
-          <w:rFonts w:ascii="Times New Roman" w:eastAsia="Times New Roman" w:hAnsi="Times New Roman" w:cs="Times New Roman"/>
-          <w:b/>
-          <w:bCs/>
-          <w:color w:val="000000"/>
-          <w:sz w:val="20"/>
-          <w:szCs w:val="20"/>
-          <w:highlight w:val="white"/>
-        </w:rPr>
-        <w:t>]</w:t>
-      </w:r>
-      <w:proofErr w:type="gramStart"/>
-      <w:r>
-        <w:rPr>
-          <w:rFonts w:ascii="Times New Roman" w:eastAsia="Times New Roman" w:hAnsi="Times New Roman" w:cs="Times New Roman"/>
-          <w:b/>
-          <w:bCs/>
-          <w:color w:val="000000"/>
-          <w:sz w:val="20"/>
-          <w:szCs w:val="20"/>
-          <w:highlight w:val="white"/>
-        </w:rPr>
-        <w:t>] ,</w:t>
-      </w:r>
-      <w:proofErr w:type="gramEnd"/>
-      <w:r>
-        <w:rPr>
-          <w:rFonts w:ascii="Times New Roman" w:eastAsia="Times New Roman" w:hAnsi="Times New Roman" w:cs="Times New Roman"/>
-          <w:b/>
-          <w:bCs/>
-          <w:color w:val="000000"/>
-          <w:sz w:val="20"/>
-          <w:szCs w:val="20"/>
-          <w:highlight w:val="white"/>
-        </w:rPr>
-        <w:t xml:space="preserve"> </w:t>
+        <w:t xml:space="preserve">a [[cim]] , </w:t>
       </w:r>
       <w:r>
         <w:rPr>
@@ -3759,29 +2885,7 @@
           <w:szCs w:val="20"/>
           <w:highlight w:val="white"/>
         </w:rPr>
-        <w:t xml:space="preserve">Felek rögzítik, hogy a Megbízott által javasolt Kivitelező a BO-ZSO Hungary </w:t>
-      </w:r>
-      <w:proofErr w:type="gramStart"/>
-      <w:r>
-        <w:rPr>
-          <w:rFonts w:ascii="Times New Roman" w:eastAsia="Times New Roman" w:hAnsi="Times New Roman" w:cs="Times New Roman"/>
-          <w:color w:val="000000"/>
-          <w:sz w:val="20"/>
-          <w:szCs w:val="20"/>
-          <w:highlight w:val="white"/>
-        </w:rPr>
-        <w:t>Kft .</w:t>
-      </w:r>
-      <w:proofErr w:type="gramEnd"/>
-      <w:r>
-        <w:rPr>
-          <w:rFonts w:ascii="Times New Roman" w:eastAsia="Times New Roman" w:hAnsi="Times New Roman" w:cs="Times New Roman"/>
-          <w:color w:val="000000"/>
-          <w:sz w:val="20"/>
-          <w:szCs w:val="20"/>
-          <w:highlight w:val="white"/>
-        </w:rPr>
-        <w:t xml:space="preserve"> </w:t>
+        <w:t>Felek kifejezetten rögzítik, hogy a Közreműködő szerepe mindösszesen beruházás helyszíni kivitelezése, tehát a lényeges hatást a Megbízott fejtette ki.</w:t>
       </w:r>
     </w:p>
     <w:p>
@@ -3794,7 +2898,6 @@
           <w:between w:val="nil"/>
         </w:pBdr>
         <w:spacing w:after="0" w:line="240" w:lineRule="auto"/>
-        <w:ind w:left="360"/>
         <w:jc w:val="both"/>
         <w:rPr>
           <w:rFonts w:ascii="Times New Roman" w:eastAsia="Times New Roman" w:hAnsi="Times New Roman" w:cs="Times New Roman"/>
@@ -3836,7 +2939,7 @@
           <w:szCs w:val="20"/>
           <w:highlight w:val="white"/>
         </w:rPr>
-        <w:t>Felek kifejezetten rögzítik, hogy a Közreműködő szerepe mindösszesen beruházás helyszíni kivitelezése, tehát a lényeges hatást a Megbízott fejtette ki.</w:t>
+        <w:t xml:space="preserve">Felek rögzítik, hogy a Megbízott nem tartozik semmilyen felelősséggel a Megbízó és Kivitelező között létrejövő szerződésből esetlegesen felmerülő károk megtérítéséért sem a Megbízó, sem az általa javasolt Kivitelező felé. </w:t>
       </w:r>
     </w:p>
     <w:p>
@@ -3849,6 +2952,7 @@
           <w:between w:val="nil"/>
         </w:pBdr>
         <w:spacing w:after="0" w:line="240" w:lineRule="auto"/>
+        <w:ind w:left="360"/>
         <w:jc w:val="both"/>
         <w:rPr>
           <w:rFonts w:ascii="Times New Roman" w:eastAsia="Times New Roman" w:hAnsi="Times New Roman" w:cs="Times New Roman"/>
@@ -3890,24 +2994,15 @@
           <w:szCs w:val="20"/>
           <w:highlight w:val="white"/>
         </w:rPr>
-        <w:t xml:space="preserve">Felek rögzítik, hogy a Megbízott nem tartozik semmilyen felelősséggel a Megbízó és Kivitelező között létrejövő szerződésből esetlegesen felmerülő károk megtérítéséért sem a Megbízó, sem az általa javasolt Kivitelező felé. </w:t>
-      </w:r>
-    </w:p>
-    <w:p>
-      <w:pPr>
-        <w:pBdr>
-          <w:top w:val="nil"/>
-          <w:left w:val="nil"/>
-          <w:bottom w:val="nil"/>
-          <w:right w:val="nil"/>
-          <w:between w:val="nil"/>
-        </w:pBdr>
-        <w:spacing w:after="0" w:line="240" w:lineRule="auto"/>
-        <w:ind w:left="360"/>
-        <w:jc w:val="both"/>
-        <w:rPr>
-          <w:rFonts w:ascii="Times New Roman" w:eastAsia="Times New Roman" w:hAnsi="Times New Roman" w:cs="Times New Roman"/>
-          <w:color w:val="000000"/>
+        <w:t>Megbízott a jelen megbízási szerződés teljesítése során a Megbízó érdekeinek maximális figyelembevételével köteles eljárni. A Megbízott a megbízás teljesítése során köteles figyelembe venni a hatályos jogszabályok vonatkozó rendelkezéseit.</w:t>
+      </w:r>
+    </w:p>
+    <w:p>
+      <w:pPr>
+        <w:spacing w:after="0" w:line="240" w:lineRule="auto"/>
+        <w:jc w:val="both"/>
+        <w:rPr>
+          <w:rFonts w:ascii="Times New Roman" w:eastAsia="Times New Roman" w:hAnsi="Times New Roman" w:cs="Times New Roman"/>
           <w:sz w:val="20"/>
           <w:szCs w:val="20"/>
           <w:highlight w:val="white"/>
@@ -3945,15 +3040,204 @@
           <w:szCs w:val="20"/>
           <w:highlight w:val="white"/>
         </w:rPr>
-        <w:t>Megbízott a jelen megbízási szerződés teljesítése során a Megbízó érdekeinek maximális figyelembevételével köteles eljárni. A Megbízott a megbízás teljesítése során köteles figyelembe venni a hatályos jogszabályok vonatkozó rendelkezéseit.</w:t>
-      </w:r>
-    </w:p>
-    <w:p>
-      <w:pPr>
-        <w:spacing w:after="0" w:line="240" w:lineRule="auto"/>
-        <w:jc w:val="both"/>
-        <w:rPr>
-          <w:rFonts w:ascii="Times New Roman" w:eastAsia="Times New Roman" w:hAnsi="Times New Roman" w:cs="Times New Roman"/>
+        <w:t xml:space="preserve">A Megbízó a jelen szerződés keretében köteles: </w:t>
+      </w:r>
+    </w:p>
+    <w:p>
+      <w:pPr>
+        <w:numPr>
+          <w:ilvl w:val="0"/>
+          <w:numId w:val="1"/>
+        </w:numPr>
+        <w:pBdr>
+          <w:top w:val="nil"/>
+          <w:left w:val="nil"/>
+          <w:bottom w:val="nil"/>
+          <w:right w:val="nil"/>
+          <w:between w:val="nil"/>
+        </w:pBdr>
+        <w:spacing w:after="0" w:line="240" w:lineRule="auto"/>
+        <w:jc w:val="both"/>
+        <w:rPr>
+          <w:rFonts w:ascii="Times New Roman" w:eastAsia="Times New Roman" w:hAnsi="Times New Roman" w:cs="Times New Roman"/>
+          <w:color w:val="000000"/>
+          <w:sz w:val="20"/>
+          <w:szCs w:val="20"/>
+          <w:highlight w:val="white"/>
+        </w:rPr>
+      </w:pPr>
+      <w:r>
+        <w:rPr>
+          <w:rFonts w:ascii="Times New Roman" w:eastAsia="Times New Roman" w:hAnsi="Times New Roman" w:cs="Times New Roman"/>
+          <w:color w:val="000000"/>
+          <w:sz w:val="20"/>
+          <w:szCs w:val="20"/>
+          <w:highlight w:val="white"/>
+        </w:rPr>
+        <w:t>a jelen szerződés aláírásával hozzájárulni a Beruházás megkezdéséhez és biztosítani az Ingatlanhoz való hozzáférést a Kivitelezővel előre egyeztetett időpontban;</w:t>
+      </w:r>
+    </w:p>
+    <w:p>
+      <w:pPr>
+        <w:numPr>
+          <w:ilvl w:val="0"/>
+          <w:numId w:val="1"/>
+        </w:numPr>
+        <w:pBdr>
+          <w:top w:val="nil"/>
+          <w:left w:val="nil"/>
+          <w:bottom w:val="nil"/>
+          <w:right w:val="nil"/>
+          <w:between w:val="nil"/>
+        </w:pBdr>
+        <w:spacing w:after="0" w:line="240" w:lineRule="auto"/>
+        <w:jc w:val="both"/>
+        <w:rPr>
+          <w:rFonts w:ascii="Times New Roman" w:eastAsia="Times New Roman" w:hAnsi="Times New Roman" w:cs="Times New Roman"/>
+          <w:color w:val="000000"/>
+          <w:sz w:val="20"/>
+          <w:szCs w:val="20"/>
+          <w:highlight w:val="white"/>
+        </w:rPr>
+      </w:pPr>
+      <w:r>
+        <w:rPr>
+          <w:rFonts w:ascii="Times New Roman" w:eastAsia="Times New Roman" w:hAnsi="Times New Roman" w:cs="Times New Roman"/>
+          <w:color w:val="000000"/>
+          <w:sz w:val="20"/>
+          <w:szCs w:val="20"/>
+          <w:highlight w:val="white"/>
+        </w:rPr>
+        <w:t>együttműködni a Beruházás megvalósításának ideje alatt a Megbízottal;</w:t>
+      </w:r>
+    </w:p>
+    <w:p>
+      <w:pPr>
+        <w:numPr>
+          <w:ilvl w:val="0"/>
+          <w:numId w:val="1"/>
+        </w:numPr>
+        <w:pBdr>
+          <w:top w:val="nil"/>
+          <w:left w:val="nil"/>
+          <w:bottom w:val="nil"/>
+          <w:right w:val="nil"/>
+          <w:between w:val="nil"/>
+        </w:pBdr>
+        <w:spacing w:after="0" w:line="240" w:lineRule="auto"/>
+        <w:jc w:val="both"/>
+        <w:rPr>
+          <w:rFonts w:ascii="Times New Roman" w:eastAsia="Times New Roman" w:hAnsi="Times New Roman" w:cs="Times New Roman"/>
+          <w:color w:val="000000"/>
+          <w:sz w:val="20"/>
+          <w:szCs w:val="20"/>
+          <w:highlight w:val="white"/>
+        </w:rPr>
+      </w:pPr>
+      <w:r>
+        <w:rPr>
+          <w:rFonts w:ascii="Times New Roman" w:eastAsia="Times New Roman" w:hAnsi="Times New Roman" w:cs="Times New Roman"/>
+          <w:color w:val="000000"/>
+          <w:sz w:val="20"/>
+          <w:szCs w:val="20"/>
+          <w:highlight w:val="white"/>
+        </w:rPr>
+        <w:t>a szükséges nyilatkozatokat megtenni</w:t>
+      </w:r>
+    </w:p>
+    <w:p>
+      <w:pPr>
+        <w:numPr>
+          <w:ilvl w:val="0"/>
+          <w:numId w:val="1"/>
+        </w:numPr>
+        <w:pBdr>
+          <w:top w:val="nil"/>
+          <w:left w:val="nil"/>
+          <w:bottom w:val="nil"/>
+          <w:right w:val="nil"/>
+          <w:between w:val="nil"/>
+        </w:pBdr>
+        <w:spacing w:after="0" w:line="240" w:lineRule="auto"/>
+        <w:jc w:val="both"/>
+        <w:rPr>
+          <w:rFonts w:ascii="Times New Roman" w:eastAsia="Times New Roman" w:hAnsi="Times New Roman" w:cs="Times New Roman"/>
+          <w:b/>
+          <w:bCs/>
+          <w:color w:val="000000"/>
+          <w:sz w:val="20"/>
+          <w:szCs w:val="20"/>
+          <w:highlight w:val="white"/>
+        </w:rPr>
+      </w:pPr>
+      <w:r>
+        <w:rPr>
+          <w:rFonts w:ascii="Times New Roman" w:eastAsia="Times New Roman" w:hAnsi="Times New Roman" w:cs="Times New Roman"/>
+          <w:b/>
+          <w:bCs/>
+          <w:color w:val="000000"/>
+          <w:sz w:val="20"/>
+          <w:szCs w:val="20"/>
+          <w:highlight w:val="white"/>
+        </w:rPr>
+        <w:t xml:space="preserve">a jelen szerződéssel egyidejűleg a Megbízott által javasolt Kivitelezővel a Beruházás megvalósítása érdekében kivitelezési szerződést kötni. </w:t>
+      </w:r>
+    </w:p>
+    <w:p>
+      <w:pPr>
+        <w:numPr>
+          <w:ilvl w:val="0"/>
+          <w:numId w:val="1"/>
+        </w:numPr>
+        <w:pBdr>
+          <w:top w:val="nil"/>
+          <w:left w:val="nil"/>
+          <w:bottom w:val="nil"/>
+          <w:right w:val="nil"/>
+          <w:between w:val="nil"/>
+        </w:pBdr>
+        <w:spacing w:after="0" w:line="240" w:lineRule="auto"/>
+        <w:jc w:val="both"/>
+        <w:rPr>
+          <w:rFonts w:ascii="Times New Roman" w:eastAsia="Times New Roman" w:hAnsi="Times New Roman" w:cs="Times New Roman"/>
+          <w:b/>
+          <w:bCs/>
+          <w:color w:val="000000"/>
+          <w:sz w:val="20"/>
+          <w:szCs w:val="20"/>
+          <w:highlight w:val="white"/>
+        </w:rPr>
+      </w:pPr>
+      <w:r>
+        <w:rPr>
+          <w:rFonts w:ascii="Times New Roman" w:eastAsia="Times New Roman" w:hAnsi="Times New Roman" w:cs="Times New Roman"/>
+          <w:b/>
+          <w:bCs/>
+          <w:color w:val="000000"/>
+          <w:sz w:val="20"/>
+          <w:szCs w:val="20"/>
+          <w:highlight w:val="white"/>
+        </w:rPr>
+        <w:t>a Beruházás megvalósítását követően szükséges auditori és egyéb hatósági ellenőrzések elvégzéséhez az Ingatlant biztosítani.</w:t>
+      </w:r>
+    </w:p>
+    <w:p>
+      <w:pPr>
+        <w:pBdr>
+          <w:top w:val="nil"/>
+          <w:left w:val="nil"/>
+          <w:bottom w:val="nil"/>
+          <w:right w:val="nil"/>
+          <w:between w:val="nil"/>
+        </w:pBdr>
+        <w:spacing w:after="0" w:line="240" w:lineRule="auto"/>
+        <w:ind w:left="720"/>
+        <w:jc w:val="both"/>
+        <w:rPr>
+          <w:rFonts w:ascii="Times New Roman" w:eastAsia="Times New Roman" w:hAnsi="Times New Roman" w:cs="Times New Roman"/>
+          <w:b/>
+          <w:bCs/>
+          <w:color w:val="000000"/>
           <w:sz w:val="20"/>
           <w:szCs w:val="20"/>
           <w:highlight w:val="white"/>
@@ -3991,15 +3275,12 @@
           <w:szCs w:val="20"/>
           <w:highlight w:val="white"/>
         </w:rPr>
-        <w:t xml:space="preserve">A Megbízó a jelen szerződés keretében köteles: </w:t>
-      </w:r>
-    </w:p>
-    <w:p>
-      <w:pPr>
-        <w:numPr>
-          <w:ilvl w:val="0"/>
-          <w:numId w:val="1"/>
-        </w:numPr>
+        <w:lastRenderedPageBreak/>
+        <w:t xml:space="preserve">A Megbízó vállalja továbbá azt is, hogy a HEM megkeletkeztetéséhez szükséges adatokat és dokumentumokat a Megbízott részére átadja vagy a Megbízott részére e-mail útján megküldi. Megbízó kérése esetén lehetősége van a Megbízónak telefonon is Megbízott részére adatot, információt átadni.  </w:t>
+      </w:r>
+    </w:p>
+    <w:p>
+      <w:pPr>
         <w:pBdr>
           <w:top w:val="nil"/>
           <w:left w:val="nil"/>
@@ -4008,212 +3289,10 @@
           <w:between w:val="nil"/>
         </w:pBdr>
         <w:spacing w:after="0" w:line="240" w:lineRule="auto"/>
-        <w:jc w:val="both"/>
-        <w:rPr>
-          <w:rFonts w:ascii="Times New Roman" w:eastAsia="Times New Roman" w:hAnsi="Times New Roman" w:cs="Times New Roman"/>
-          <w:color w:val="000000"/>
-          <w:sz w:val="20"/>
-          <w:szCs w:val="20"/>
-          <w:highlight w:val="white"/>
-        </w:rPr>
-      </w:pPr>
-      <w:r>
-        <w:rPr>
-          <w:rFonts w:ascii="Times New Roman" w:eastAsia="Times New Roman" w:hAnsi="Times New Roman" w:cs="Times New Roman"/>
-          <w:color w:val="000000"/>
-          <w:sz w:val="20"/>
-          <w:szCs w:val="20"/>
-          <w:highlight w:val="white"/>
-        </w:rPr>
-        <w:t>a jelen szerződés aláírásával hozzájárulni a Beruházás megkezdéséhez és biztosítani az Ingatlanhoz való hozzáférést a Kivitelezővel előre egyeztetett időpontban;</w:t>
-      </w:r>
-    </w:p>
-    <w:p>
-      <w:pPr>
-        <w:numPr>
-          <w:ilvl w:val="0"/>
-          <w:numId w:val="1"/>
-        </w:numPr>
-        <w:pBdr>
-          <w:top w:val="nil"/>
-          <w:left w:val="nil"/>
-          <w:bottom w:val="nil"/>
-          <w:right w:val="nil"/>
-          <w:between w:val="nil"/>
-        </w:pBdr>
-        <w:spacing w:after="0" w:line="240" w:lineRule="auto"/>
-        <w:jc w:val="both"/>
-        <w:rPr>
-          <w:rFonts w:ascii="Times New Roman" w:eastAsia="Times New Roman" w:hAnsi="Times New Roman" w:cs="Times New Roman"/>
-          <w:color w:val="000000"/>
-          <w:sz w:val="20"/>
-          <w:szCs w:val="20"/>
-          <w:highlight w:val="white"/>
-        </w:rPr>
-      </w:pPr>
-      <w:r>
-        <w:rPr>
-          <w:rFonts w:ascii="Times New Roman" w:eastAsia="Times New Roman" w:hAnsi="Times New Roman" w:cs="Times New Roman"/>
-          <w:color w:val="000000"/>
-          <w:sz w:val="20"/>
-          <w:szCs w:val="20"/>
-          <w:highlight w:val="white"/>
-        </w:rPr>
-        <w:t>együttműködni a Beruházás megvalósításának ideje alatt a Megbízottal;</w:t>
-      </w:r>
-    </w:p>
-    <w:p>
-      <w:pPr>
-        <w:numPr>
-          <w:ilvl w:val="0"/>
-          <w:numId w:val="1"/>
-        </w:numPr>
-        <w:pBdr>
-          <w:top w:val="nil"/>
-          <w:left w:val="nil"/>
-          <w:bottom w:val="nil"/>
-          <w:right w:val="nil"/>
-          <w:between w:val="nil"/>
-        </w:pBdr>
-        <w:spacing w:after="0" w:line="240" w:lineRule="auto"/>
-        <w:jc w:val="both"/>
-        <w:rPr>
-          <w:rFonts w:ascii="Times New Roman" w:eastAsia="Times New Roman" w:hAnsi="Times New Roman" w:cs="Times New Roman"/>
-          <w:color w:val="000000"/>
-          <w:sz w:val="20"/>
-          <w:szCs w:val="20"/>
-          <w:highlight w:val="white"/>
-        </w:rPr>
-      </w:pPr>
-      <w:r>
-        <w:rPr>
-          <w:rFonts w:ascii="Times New Roman" w:eastAsia="Times New Roman" w:hAnsi="Times New Roman" w:cs="Times New Roman"/>
-          <w:color w:val="000000"/>
-          <w:sz w:val="20"/>
-          <w:szCs w:val="20"/>
-          <w:highlight w:val="white"/>
-        </w:rPr>
-        <w:t>a szükséges nyilatkozatokat megtenni</w:t>
-      </w:r>
-    </w:p>
-    <w:p>
-      <w:pPr>
-        <w:numPr>
-          <w:ilvl w:val="0"/>
-          <w:numId w:val="1"/>
-        </w:numPr>
-        <w:pBdr>
-          <w:top w:val="nil"/>
-          <w:left w:val="nil"/>
-          <w:bottom w:val="nil"/>
-          <w:right w:val="nil"/>
-          <w:between w:val="nil"/>
-        </w:pBdr>
-        <w:spacing w:after="0" w:line="240" w:lineRule="auto"/>
-        <w:jc w:val="both"/>
-        <w:rPr>
-          <w:rFonts w:ascii="Times New Roman" w:eastAsia="Times New Roman" w:hAnsi="Times New Roman" w:cs="Times New Roman"/>
-          <w:b/>
-          <w:bCs/>
-          <w:color w:val="000000"/>
-          <w:sz w:val="20"/>
-          <w:szCs w:val="20"/>
-          <w:highlight w:val="white"/>
-        </w:rPr>
-      </w:pPr>
-      <w:r>
-        <w:rPr>
-          <w:rFonts w:ascii="Times New Roman" w:eastAsia="Times New Roman" w:hAnsi="Times New Roman" w:cs="Times New Roman"/>
-          <w:b/>
-          <w:bCs/>
-          <w:color w:val="000000"/>
-          <w:sz w:val="20"/>
-          <w:szCs w:val="20"/>
-          <w:highlight w:val="white"/>
-        </w:rPr>
-        <w:t xml:space="preserve">a jelen szerződéssel egyidejűleg a Megbízott által javasolt Kivitelezővel a Beruházás megvalósítása érdekében kivitelezési szerződést kötni. </w:t>
-      </w:r>
-    </w:p>
-    <w:p>
-      <w:pPr>
-        <w:numPr>
-          <w:ilvl w:val="0"/>
-          <w:numId w:val="1"/>
-        </w:numPr>
-        <w:pBdr>
-          <w:top w:val="nil"/>
-          <w:left w:val="nil"/>
-          <w:bottom w:val="nil"/>
-          <w:right w:val="nil"/>
-          <w:between w:val="nil"/>
-        </w:pBdr>
-        <w:spacing w:after="0" w:line="240" w:lineRule="auto"/>
-        <w:jc w:val="both"/>
-        <w:rPr>
-          <w:rFonts w:ascii="Times New Roman" w:eastAsia="Times New Roman" w:hAnsi="Times New Roman" w:cs="Times New Roman"/>
-          <w:b/>
-          <w:bCs/>
-          <w:color w:val="000000"/>
-          <w:sz w:val="20"/>
-          <w:szCs w:val="20"/>
-          <w:highlight w:val="white"/>
-        </w:rPr>
-      </w:pPr>
-      <w:r>
-        <w:rPr>
-          <w:rFonts w:ascii="Times New Roman" w:eastAsia="Times New Roman" w:hAnsi="Times New Roman" w:cs="Times New Roman"/>
-          <w:b/>
-          <w:bCs/>
-          <w:color w:val="000000"/>
-          <w:sz w:val="20"/>
-          <w:szCs w:val="20"/>
-          <w:highlight w:val="white"/>
-        </w:rPr>
-        <w:t xml:space="preserve">a Beruházás megvalósítását követően szükséges </w:t>
-      </w:r>
-      <w:proofErr w:type="spellStart"/>
-      <w:r>
-        <w:rPr>
-          <w:rFonts w:ascii="Times New Roman" w:eastAsia="Times New Roman" w:hAnsi="Times New Roman" w:cs="Times New Roman"/>
-          <w:b/>
-          <w:bCs/>
-          <w:color w:val="000000"/>
-          <w:sz w:val="20"/>
-          <w:szCs w:val="20"/>
-          <w:highlight w:val="white"/>
-        </w:rPr>
-        <w:t>auditori</w:t>
-      </w:r>
-      <w:proofErr w:type="spellEnd"/>
-      <w:r>
-        <w:rPr>
-          <w:rFonts w:ascii="Times New Roman" w:eastAsia="Times New Roman" w:hAnsi="Times New Roman" w:cs="Times New Roman"/>
-          <w:b/>
-          <w:bCs/>
-          <w:color w:val="000000"/>
-          <w:sz w:val="20"/>
-          <w:szCs w:val="20"/>
-          <w:highlight w:val="white"/>
-        </w:rPr>
-        <w:t xml:space="preserve"> és egyéb hatósági ellenőrzések elvégzéséhez az Ingatlant biztosítani.</w:t>
-      </w:r>
-    </w:p>
-    <w:p>
-      <w:pPr>
-        <w:pBdr>
-          <w:top w:val="nil"/>
-          <w:left w:val="nil"/>
-          <w:bottom w:val="nil"/>
-          <w:right w:val="nil"/>
-          <w:between w:val="nil"/>
-        </w:pBdr>
-        <w:spacing w:after="0" w:line="240" w:lineRule="auto"/>
-        <w:ind w:left="720"/>
-        <w:jc w:val="both"/>
-        <w:rPr>
-          <w:rFonts w:ascii="Times New Roman" w:eastAsia="Times New Roman" w:hAnsi="Times New Roman" w:cs="Times New Roman"/>
-          <w:b/>
-          <w:bCs/>
+        <w:ind w:left="360"/>
+        <w:jc w:val="both"/>
+        <w:rPr>
+          <w:rFonts w:ascii="Times New Roman" w:eastAsia="Times New Roman" w:hAnsi="Times New Roman" w:cs="Times New Roman"/>
           <w:color w:val="000000"/>
           <w:sz w:val="20"/>
           <w:szCs w:val="20"/>
@@ -4252,7 +3331,7 @@
           <w:szCs w:val="20"/>
           <w:highlight w:val="white"/>
         </w:rPr>
-        <w:t xml:space="preserve">A Megbízó vállalja továbbá azt is, hogy a HEM megkeletkeztetéséhez szükséges adatokat és dokumentumokat a Megbízott részére átadja vagy a Megbízott részére e-mail útján megküldi. Megbízó kérése esetén lehetősége van a Megbízónak telefonon is Megbízott részére adatot, információt átadni.  </w:t>
+        <w:t>Az Ügyfél a jelen szerződés aláírásával elismeri, hogy az energiamegtakarítás teljes ellenértékét a Lényeges Hozzájáruló az anyag- és kivitelezési költségek megfizetésével és tanácsadási tevékenységével maradéktalanul teljesítette. Az Ügyfél ezért a későbbiekben semmilyen további díjazásra vagy ellenszolgáltatásra sem Kivitelezőtől, sem Tanácsadótól nem tarthat igényt.</w:t>
       </w:r>
     </w:p>
     <w:p>
@@ -4290,25 +3369,597 @@
           <w:between w:val="nil"/>
         </w:pBdr>
         <w:spacing w:after="0" w:line="240" w:lineRule="auto"/>
-        <w:jc w:val="both"/>
-        <w:rPr>
-          <w:rFonts w:ascii="Times New Roman" w:eastAsia="Times New Roman" w:hAnsi="Times New Roman" w:cs="Times New Roman"/>
-          <w:color w:val="000000"/>
-          <w:sz w:val="20"/>
-          <w:szCs w:val="20"/>
-          <w:highlight w:val="white"/>
-        </w:rPr>
-      </w:pPr>
-      <w:r>
-        <w:rPr>
-          <w:rFonts w:ascii="Times New Roman" w:eastAsia="Times New Roman" w:hAnsi="Times New Roman" w:cs="Times New Roman"/>
-          <w:color w:val="000000"/>
-          <w:sz w:val="20"/>
-          <w:szCs w:val="20"/>
-          <w:highlight w:val="white"/>
-        </w:rPr>
-        <w:t>Az Ügyfél a jelen szerződés aláírásával elismeri, hogy az energiamegtakarítás teljes ellenértékét a Lényeges Hozzájáruló az anyag- és kivitelezési költségek megfizetésével és tanácsadási tevékenységével maradéktalanul teljesítette. Az Ügyfél ezért a későbbiekben semmilyen további díjazásra vagy ellenszolgáltatásra sem Kivitelezőtől, sem Tanácsadótól nem tarthat igényt.</w:t>
-      </w:r>
+        <w:ind w:hanging="502"/>
+        <w:jc w:val="both"/>
+        <w:rPr>
+          <w:rFonts w:ascii="Times New Roman" w:eastAsia="Times New Roman" w:hAnsi="Times New Roman" w:cs="Times New Roman"/>
+          <w:color w:val="000000"/>
+          <w:sz w:val="20"/>
+          <w:szCs w:val="20"/>
+          <w:highlight w:val="white"/>
+        </w:rPr>
+      </w:pPr>
+      <w:r>
+        <w:rPr>
+          <w:rFonts w:ascii="Times New Roman" w:eastAsia="Times New Roman" w:hAnsi="Times New Roman" w:cs="Times New Roman"/>
+          <w:color w:val="000000"/>
+          <w:sz w:val="20"/>
+          <w:szCs w:val="20"/>
+          <w:highlight w:val="white"/>
+        </w:rPr>
+        <w:t>Felek rögzítik, hogy a lényeges hozzájárulás kifejtésében egyéb fél nem vett részt.</w:t>
+      </w:r>
+    </w:p>
+    <w:p>
+      <w:pPr>
+        <w:spacing w:after="0" w:line="240" w:lineRule="auto"/>
+        <w:jc w:val="both"/>
+        <w:rPr>
+          <w:rFonts w:ascii="Times New Roman" w:eastAsia="Times New Roman" w:hAnsi="Times New Roman" w:cs="Times New Roman"/>
+          <w:sz w:val="20"/>
+          <w:szCs w:val="20"/>
+          <w:highlight w:val="white"/>
+        </w:rPr>
+      </w:pPr>
+    </w:p>
+    <w:p>
+      <w:pPr>
+        <w:spacing w:after="0" w:line="240" w:lineRule="auto"/>
+        <w:jc w:val="both"/>
+        <w:rPr>
+          <w:rFonts w:ascii="Times New Roman" w:eastAsia="Times New Roman" w:hAnsi="Times New Roman" w:cs="Times New Roman"/>
+          <w:sz w:val="20"/>
+          <w:szCs w:val="20"/>
+          <w:highlight w:val="white"/>
+        </w:rPr>
+      </w:pPr>
+      <w:r>
+        <w:rPr>
+          <w:rFonts w:ascii="Times New Roman" w:eastAsia="Times New Roman" w:hAnsi="Times New Roman" w:cs="Times New Roman"/>
+          <w:sz w:val="20"/>
+          <w:szCs w:val="20"/>
+          <w:highlight w:val="white"/>
+        </w:rPr>
+        <w:t>4. A fentiekre tekintettel a Felek az Ehat. tv 15/B. § (4) bekezdése alapján a lényeges hozzájárulás módjáról és mértékéről, valamint az energiamegtakarítás első jogosultjának személyéről az alábbiak szerint állapodnak meg:</w:t>
+      </w:r>
+    </w:p>
+    <w:p>
+      <w:pPr>
+        <w:spacing w:after="0" w:line="240" w:lineRule="auto"/>
+        <w:jc w:val="both"/>
+        <w:rPr>
+          <w:rFonts w:ascii="Times New Roman" w:eastAsia="Times New Roman" w:hAnsi="Times New Roman" w:cs="Times New Roman"/>
+          <w:sz w:val="20"/>
+          <w:szCs w:val="20"/>
+          <w:highlight w:val="white"/>
+        </w:rPr>
+      </w:pPr>
+    </w:p>
+    <w:p>
+      <w:pPr>
+        <w:spacing w:after="0" w:line="240" w:lineRule="auto"/>
+        <w:ind w:left="142"/>
+        <w:jc w:val="both"/>
+        <w:rPr>
+          <w:rFonts w:ascii="Times New Roman" w:eastAsia="Times New Roman" w:hAnsi="Times New Roman" w:cs="Times New Roman"/>
+          <w:b/>
+          <w:bCs/>
+          <w:sz w:val="20"/>
+          <w:szCs w:val="20"/>
+          <w:highlight w:val="white"/>
+        </w:rPr>
+      </w:pPr>
+      <w:r>
+        <w:rPr>
+          <w:rFonts w:ascii="Times New Roman" w:eastAsia="Times New Roman" w:hAnsi="Times New Roman" w:cs="Times New Roman"/>
+          <w:b/>
+          <w:bCs/>
+          <w:sz w:val="20"/>
+          <w:szCs w:val="20"/>
+          <w:highlight w:val="white"/>
+        </w:rPr>
+        <w:t>a) A lényeges hozzájárulás módja és mértéke:</w:t>
+      </w:r>
+    </w:p>
+    <w:p>
+      <w:pPr>
+        <w:spacing w:after="0" w:line="240" w:lineRule="auto"/>
+        <w:jc w:val="both"/>
+        <w:rPr>
+          <w:rFonts w:ascii="Times New Roman" w:eastAsia="Times New Roman" w:hAnsi="Times New Roman" w:cs="Times New Roman"/>
+          <w:sz w:val="20"/>
+          <w:szCs w:val="20"/>
+          <w:highlight w:val="white"/>
+        </w:rPr>
+      </w:pPr>
+    </w:p>
+    <w:p>
+      <w:pPr>
+        <w:spacing w:after="0" w:line="240" w:lineRule="auto"/>
+        <w:ind w:left="708"/>
+        <w:jc w:val="both"/>
+        <w:rPr>
+          <w:rFonts w:ascii="Times New Roman" w:eastAsia="Times New Roman" w:hAnsi="Times New Roman" w:cs="Times New Roman"/>
+          <w:b/>
+          <w:bCs/>
+          <w:sz w:val="20"/>
+          <w:szCs w:val="20"/>
+          <w:highlight w:val="white"/>
+        </w:rPr>
+      </w:pPr>
+      <w:r>
+        <w:rPr>
+          <w:rFonts w:ascii="Times New Roman" w:eastAsia="Times New Roman" w:hAnsi="Times New Roman" w:cs="Times New Roman"/>
+          <w:sz w:val="20"/>
+          <w:szCs w:val="20"/>
+          <w:highlight w:val="white"/>
+        </w:rPr>
+        <w:t xml:space="preserve">i.) Lényeges Hozzájáruló </w:t>
+      </w:r>
+      <w:r>
+        <w:rPr>
+          <w:rFonts w:ascii="Times New Roman" w:eastAsia="Times New Roman" w:hAnsi="Times New Roman" w:cs="Times New Roman"/>
+          <w:b/>
+          <w:bCs/>
+          <w:sz w:val="20"/>
+          <w:szCs w:val="20"/>
+          <w:highlight w:val="white"/>
+        </w:rPr>
+        <w:t xml:space="preserve">összeállította és meghirdette a „Padlásfödém Szigetelés” elnevezésű Terméket, és </w:t>
+      </w:r>
+      <w:r>
+        <w:rPr>
+          <w:rFonts w:ascii="Times New Roman" w:eastAsia="Times New Roman" w:hAnsi="Times New Roman" w:cs="Times New Roman"/>
+          <w:b/>
+          <w:bCs/>
+          <w:color w:val="000000"/>
+          <w:sz w:val="20"/>
+          <w:szCs w:val="20"/>
+          <w:highlight w:val="white"/>
+        </w:rPr>
+        <w:t>szerződéses feltételeket dolgozott ki a cél elérése érdekében</w:t>
+      </w:r>
+    </w:p>
+    <w:p>
+      <w:pPr>
+        <w:spacing w:after="0" w:line="240" w:lineRule="auto"/>
+        <w:ind w:left="708"/>
+        <w:jc w:val="both"/>
+        <w:rPr>
+          <w:rFonts w:ascii="Times New Roman" w:eastAsia="Times New Roman" w:hAnsi="Times New Roman" w:cs="Times New Roman"/>
+          <w:sz w:val="20"/>
+          <w:szCs w:val="20"/>
+          <w:highlight w:val="white"/>
+        </w:rPr>
+      </w:pPr>
+    </w:p>
+    <w:p>
+      <w:pPr>
+        <w:spacing w:after="0" w:line="240" w:lineRule="auto"/>
+        <w:ind w:left="708"/>
+        <w:jc w:val="both"/>
+        <w:rPr>
+          <w:rFonts w:ascii="Times New Roman" w:eastAsia="Times New Roman" w:hAnsi="Times New Roman" w:cs="Times New Roman"/>
+          <w:sz w:val="20"/>
+          <w:szCs w:val="20"/>
+          <w:highlight w:val="white"/>
+        </w:rPr>
+      </w:pPr>
+      <w:r>
+        <w:rPr>
+          <w:rFonts w:ascii="Times New Roman" w:eastAsia="Times New Roman" w:hAnsi="Times New Roman" w:cs="Times New Roman"/>
+          <w:sz w:val="20"/>
+          <w:szCs w:val="20"/>
+          <w:highlight w:val="white"/>
+        </w:rPr>
+        <w:t xml:space="preserve">ii.) Lényeges Hozzájáruló </w:t>
+      </w:r>
+      <w:r>
+        <w:rPr>
+          <w:rFonts w:ascii="Times New Roman" w:eastAsia="Times New Roman" w:hAnsi="Times New Roman" w:cs="Times New Roman"/>
+          <w:color w:val="000000"/>
+          <w:sz w:val="20"/>
+          <w:szCs w:val="20"/>
+          <w:highlight w:val="white"/>
+        </w:rPr>
+        <w:t xml:space="preserve">műszaki szaktanácsadást végzett a Beruházás műszaki tartalmát illetően és </w:t>
+      </w:r>
+      <w:r>
+        <w:rPr>
+          <w:rFonts w:ascii="Times New Roman" w:eastAsia="Times New Roman" w:hAnsi="Times New Roman" w:cs="Times New Roman"/>
+          <w:sz w:val="20"/>
+          <w:szCs w:val="20"/>
+          <w:highlight w:val="white"/>
+        </w:rPr>
+        <w:t xml:space="preserve">a Termék részeként </w:t>
+      </w:r>
+      <w:r>
+        <w:rPr>
+          <w:rFonts w:ascii="Times New Roman" w:eastAsia="Times New Roman" w:hAnsi="Times New Roman" w:cs="Times New Roman"/>
+          <w:b/>
+          <w:bCs/>
+          <w:sz w:val="20"/>
+          <w:szCs w:val="20"/>
+          <w:highlight w:val="white"/>
+        </w:rPr>
+        <w:t>saját költségén</w:t>
+      </w:r>
+      <w:r>
+        <w:rPr>
+          <w:rFonts w:ascii="Times New Roman" w:eastAsia="Times New Roman" w:hAnsi="Times New Roman" w:cs="Times New Roman"/>
+          <w:sz w:val="20"/>
+          <w:szCs w:val="20"/>
+          <w:highlight w:val="white"/>
+        </w:rPr>
+        <w:t xml:space="preserve"> felmérést készített a megvalósítandó Beruházás Végső felhasználó részére nyújtott előnyeiről és hatásairól a 3.1. pontban meghatározott Előzetes Kalkuláció keretében a Beruházás megvalósításával elérhető energiafelhasználás csökkenésének becsült mértékéről, amely [[elozetes_elemzes_sorszam]] azonosító sorszámú Előzetes Elemzést [[elozetes_elemzes_datum]]-én a Végső felhasználó kézhez kapott és tudomásul vett.</w:t>
+      </w:r>
+    </w:p>
+    <w:p>
+      <w:pPr>
+        <w:spacing w:after="0" w:line="240" w:lineRule="auto"/>
+        <w:ind w:left="708"/>
+        <w:jc w:val="both"/>
+        <w:rPr>
+          <w:rFonts w:ascii="Times New Roman" w:eastAsia="Times New Roman" w:hAnsi="Times New Roman" w:cs="Times New Roman"/>
+          <w:sz w:val="20"/>
+          <w:szCs w:val="20"/>
+          <w:highlight w:val="white"/>
+        </w:rPr>
+      </w:pPr>
+    </w:p>
+    <w:p>
+      <w:pPr>
+        <w:spacing w:after="0" w:line="240" w:lineRule="auto"/>
+        <w:ind w:left="708"/>
+        <w:jc w:val="both"/>
+        <w:rPr>
+          <w:rFonts w:ascii="Times New Roman" w:eastAsia="Times New Roman" w:hAnsi="Times New Roman" w:cs="Times New Roman"/>
+          <w:sz w:val="20"/>
+          <w:szCs w:val="20"/>
+          <w:highlight w:val="white"/>
+        </w:rPr>
+      </w:pPr>
+      <w:r>
+        <w:rPr>
+          <w:rFonts w:ascii="Times New Roman" w:eastAsia="Times New Roman" w:hAnsi="Times New Roman" w:cs="Times New Roman"/>
+          <w:sz w:val="20"/>
+          <w:szCs w:val="20"/>
+          <w:highlight w:val="white"/>
+        </w:rPr>
+        <w:t xml:space="preserve">iii.) További lényeges hozzájárulást teljesített azzal, hogy a 3.1. pontban részletezettek szerint a Beruházáshoz szükséges alapanyag költségét és a kivitelezés elvégzésével kapcsolatosan felmerült munkadíj költségét </w:t>
+      </w:r>
+      <w:r>
+        <w:rPr>
+          <w:rFonts w:ascii="Times New Roman" w:eastAsia="Times New Roman" w:hAnsi="Times New Roman" w:cs="Times New Roman"/>
+          <w:b/>
+          <w:bCs/>
+          <w:sz w:val="20"/>
+          <w:szCs w:val="20"/>
+          <w:highlight w:val="white"/>
+        </w:rPr>
+        <w:t>a Végső Felhasználó helyett</w:t>
+      </w:r>
+      <w:r>
+        <w:rPr>
+          <w:rFonts w:ascii="Times New Roman" w:eastAsia="Times New Roman" w:hAnsi="Times New Roman" w:cs="Times New Roman"/>
+          <w:sz w:val="20"/>
+          <w:szCs w:val="20"/>
+          <w:highlight w:val="white"/>
+        </w:rPr>
+        <w:t xml:space="preserve"> átvállalja, azaz közvetlenül a Kivitelezőnek megfizeti. </w:t>
+      </w:r>
+    </w:p>
+    <w:p>
+      <w:pPr>
+        <w:spacing w:after="0" w:line="240" w:lineRule="auto"/>
+        <w:jc w:val="both"/>
+        <w:rPr>
+          <w:rFonts w:ascii="Times New Roman" w:eastAsia="Times New Roman" w:hAnsi="Times New Roman" w:cs="Times New Roman"/>
+          <w:sz w:val="20"/>
+          <w:szCs w:val="20"/>
+          <w:highlight w:val="white"/>
+        </w:rPr>
+      </w:pPr>
+    </w:p>
+    <w:p>
+      <w:pPr>
+        <w:spacing w:after="0" w:line="240" w:lineRule="auto"/>
+        <w:jc w:val="both"/>
+        <w:rPr>
+          <w:rFonts w:ascii="Times New Roman" w:eastAsia="Times New Roman" w:hAnsi="Times New Roman" w:cs="Times New Roman"/>
+          <w:sz w:val="20"/>
+          <w:szCs w:val="20"/>
+          <w:highlight w:val="white"/>
+        </w:rPr>
+      </w:pPr>
+      <w:r>
+        <w:rPr>
+          <w:rFonts w:ascii="Times New Roman" w:eastAsia="Times New Roman" w:hAnsi="Times New Roman" w:cs="Times New Roman"/>
+          <w:sz w:val="20"/>
+          <w:szCs w:val="20"/>
+          <w:highlight w:val="white"/>
+        </w:rPr>
+        <w:t xml:space="preserve">b) </w:t>
+      </w:r>
+      <w:r>
+        <w:rPr>
+          <w:rFonts w:ascii="Times New Roman" w:eastAsia="Times New Roman" w:hAnsi="Times New Roman" w:cs="Times New Roman"/>
+          <w:b/>
+          <w:bCs/>
+          <w:sz w:val="20"/>
+          <w:szCs w:val="20"/>
+          <w:highlight w:val="white"/>
+        </w:rPr>
+        <w:t>Felek rögzítik, hogy a Lényeges Hozzájáruló által biztosított szolgáltatás értéke megegyezik a Beruházásból megkeletkezett megtakarítás értékével, amelyre elsődlegesen a létrejött megtakarítás nyújt fedezetet.</w:t>
+      </w:r>
+    </w:p>
+    <w:p>
+      <w:pPr>
+        <w:spacing w:after="0" w:line="240" w:lineRule="auto"/>
+        <w:jc w:val="both"/>
+        <w:rPr>
+          <w:rFonts w:ascii="Times New Roman" w:eastAsia="Times New Roman" w:hAnsi="Times New Roman" w:cs="Times New Roman"/>
+          <w:sz w:val="20"/>
+          <w:szCs w:val="20"/>
+          <w:highlight w:val="white"/>
+        </w:rPr>
+      </w:pPr>
+    </w:p>
+    <w:p>
+      <w:pPr>
+        <w:spacing w:after="0" w:line="240" w:lineRule="auto"/>
+        <w:jc w:val="both"/>
+        <w:rPr>
+          <w:rFonts w:ascii="Times New Roman" w:eastAsia="Times New Roman" w:hAnsi="Times New Roman" w:cs="Times New Roman"/>
+          <w:sz w:val="20"/>
+          <w:szCs w:val="20"/>
+          <w:highlight w:val="white"/>
+        </w:rPr>
+      </w:pPr>
+      <w:r>
+        <w:rPr>
+          <w:rFonts w:ascii="Times New Roman" w:eastAsia="Times New Roman" w:hAnsi="Times New Roman" w:cs="Times New Roman"/>
+          <w:sz w:val="20"/>
+          <w:szCs w:val="20"/>
+          <w:highlight w:val="white"/>
+        </w:rPr>
+        <w:t xml:space="preserve">c) </w:t>
+      </w:r>
+      <w:r>
+        <w:rPr>
+          <w:rFonts w:ascii="Times New Roman" w:eastAsia="Times New Roman" w:hAnsi="Times New Roman" w:cs="Times New Roman"/>
+          <w:b/>
+          <w:bCs/>
+          <w:sz w:val="20"/>
+          <w:szCs w:val="20"/>
+          <w:highlight w:val="white"/>
+        </w:rPr>
+        <w:t>A Beruházásból származó hitelesített energiamegtakarítás (HEM) első jogosultja a(z) [[elso_jogosult]].</w:t>
+      </w:r>
+      <w:r>
+        <w:rPr>
+          <w:rFonts w:ascii="Times New Roman" w:eastAsia="Times New Roman" w:hAnsi="Times New Roman" w:cs="Times New Roman"/>
+          <w:sz w:val="20"/>
+          <w:szCs w:val="20"/>
+          <w:highlight w:val="white"/>
+        </w:rPr>
+        <w:t xml:space="preserve"> </w:t>
+      </w:r>
+      <w:r>
+        <w:rPr>
+          <w:rFonts w:ascii="Times New Roman" w:eastAsia="Times New Roman" w:hAnsi="Times New Roman" w:cs="Times New Roman"/>
+          <w:b/>
+          <w:bCs/>
+          <w:sz w:val="20"/>
+          <w:szCs w:val="20"/>
+          <w:highlight w:val="white"/>
+        </w:rPr>
+        <w:t>A személyi jövedelemadóról szóló 1995. évi CXVII. törvény 1. számú melléklet 4.52. pontja szerinti esetekben a Lényeges Hozzájárulónak átruházott megtakarítás után Végső Felhasználónak nem keletkezik személyi jövedelemadó fizetési kötelezettsége.</w:t>
+      </w:r>
+    </w:p>
+    <w:p>
+      <w:pPr>
+        <w:spacing w:after="0" w:line="240" w:lineRule="auto"/>
+        <w:jc w:val="both"/>
+        <w:rPr>
+          <w:rFonts w:ascii="Times New Roman" w:eastAsia="Times New Roman" w:hAnsi="Times New Roman" w:cs="Times New Roman"/>
+          <w:sz w:val="20"/>
+          <w:szCs w:val="20"/>
+          <w:highlight w:val="white"/>
+        </w:rPr>
+      </w:pPr>
+    </w:p>
+    <w:p>
+      <w:pPr>
+        <w:spacing w:after="0" w:line="240" w:lineRule="auto"/>
+        <w:jc w:val="both"/>
+        <w:rPr>
+          <w:rFonts w:ascii="Times New Roman" w:eastAsia="Times New Roman" w:hAnsi="Times New Roman" w:cs="Times New Roman"/>
+          <w:sz w:val="20"/>
+          <w:szCs w:val="20"/>
+          <w:highlight w:val="white"/>
+        </w:rPr>
+      </w:pPr>
+      <w:r>
+        <w:rPr>
+          <w:rFonts w:ascii="Times New Roman" w:eastAsia="Times New Roman" w:hAnsi="Times New Roman" w:cs="Times New Roman"/>
+          <w:sz w:val="20"/>
+          <w:szCs w:val="20"/>
+          <w:highlight w:val="white"/>
+        </w:rPr>
+        <w:t>5. Lényeges Hozzájáruló tájékoztatja az Ügyfelet, hogy az elérhető energiafelhasználás csökkenésének becsült értéke eltérhet az auditált és hitelesített energiamegtakarítás mértékétől. A Felek megállapodnak, hogy a 4. pont a) pont ii) alpont szerinti Előzetes Kalkulációban megadott, a Beruházás megvalósításával elérhető energiafelhasználás csökkenésének becsült értékét veszik alapul az arányos ellenszolgáltatás megállapítása során.</w:t>
+      </w:r>
+    </w:p>
+    <w:p>
+      <w:pPr>
+        <w:spacing w:after="0" w:line="240" w:lineRule="auto"/>
+        <w:jc w:val="both"/>
+        <w:rPr>
+          <w:rFonts w:ascii="Times New Roman" w:eastAsia="Times New Roman" w:hAnsi="Times New Roman" w:cs="Times New Roman"/>
+          <w:color w:val="000000"/>
+          <w:sz w:val="20"/>
+          <w:szCs w:val="20"/>
+          <w:highlight w:val="white"/>
+        </w:rPr>
+      </w:pPr>
+      <w:r>
+        <w:rPr>
+          <w:rFonts w:ascii="Times New Roman" w:eastAsia="Times New Roman" w:hAnsi="Times New Roman" w:cs="Times New Roman"/>
+          <w:color w:val="000000"/>
+          <w:sz w:val="20"/>
+          <w:szCs w:val="20"/>
+          <w:highlight w:val="white"/>
+        </w:rPr>
+        <w:t>A beruházás megvalósításával elérhető energiafelhasználás csökkenésének várható becsült mértéke: [[megtakaritas]]</w:t>
+      </w:r>
+      <w:r>
+        <w:rPr>
+          <w:rFonts w:ascii="Times New Roman" w:eastAsia="Times New Roman" w:hAnsi="Times New Roman" w:cs="Times New Roman"/>
+          <w:sz w:val="20"/>
+          <w:szCs w:val="20"/>
+          <w:highlight w:val="white"/>
+        </w:rPr>
+        <w:t xml:space="preserve"> </w:t>
+      </w:r>
+      <w:r>
+        <w:rPr>
+          <w:rFonts w:ascii="Times New Roman" w:eastAsia="Times New Roman" w:hAnsi="Times New Roman" w:cs="Times New Roman"/>
+          <w:color w:val="000000"/>
+          <w:sz w:val="20"/>
+          <w:szCs w:val="20"/>
+          <w:highlight w:val="white"/>
+        </w:rPr>
+        <w:t>GJ.</w:t>
+      </w:r>
+    </w:p>
+    <w:p>
+      <w:pPr>
+        <w:spacing w:after="0" w:line="240" w:lineRule="auto"/>
+        <w:jc w:val="both"/>
+        <w:rPr>
+          <w:rFonts w:ascii="Times New Roman" w:eastAsia="Times New Roman" w:hAnsi="Times New Roman" w:cs="Times New Roman"/>
+          <w:sz w:val="20"/>
+          <w:szCs w:val="20"/>
+          <w:highlight w:val="white"/>
+        </w:rPr>
+      </w:pPr>
+    </w:p>
+    <w:p>
+      <w:pPr>
+        <w:spacing w:after="0" w:line="240" w:lineRule="auto"/>
+        <w:jc w:val="both"/>
+        <w:rPr>
+          <w:rFonts w:ascii="Times New Roman" w:eastAsia="Times New Roman" w:hAnsi="Times New Roman" w:cs="Times New Roman"/>
+          <w:sz w:val="20"/>
+          <w:szCs w:val="20"/>
+          <w:highlight w:val="white"/>
+        </w:rPr>
+      </w:pPr>
+      <w:r>
+        <w:rPr>
+          <w:rFonts w:ascii="Times New Roman" w:eastAsia="Times New Roman" w:hAnsi="Times New Roman" w:cs="Times New Roman"/>
+          <w:sz w:val="20"/>
+          <w:szCs w:val="20"/>
+          <w:highlight w:val="white"/>
+        </w:rPr>
+        <w:t xml:space="preserve">6. </w:t>
+      </w:r>
+      <w:r>
+        <w:rPr>
+          <w:rFonts w:ascii="Times New Roman" w:eastAsia="Times New Roman" w:hAnsi="Times New Roman" w:cs="Times New Roman"/>
+          <w:b/>
+          <w:bCs/>
+          <w:sz w:val="20"/>
+          <w:szCs w:val="20"/>
+          <w:highlight w:val="white"/>
+        </w:rPr>
+        <w:t>A Felek rögzítik, hogy a fenti hozzájárulás lényeges hatással van a Végső felhasználónak a Beruházás megvalósítására irányuló egyéni fellépésére, ugyanis e nélkül a Végső felhasználó nem döntene a Beruházás megvalósítása mellett.</w:t>
+      </w:r>
+    </w:p>
+    <w:p>
+      <w:pPr>
+        <w:spacing w:after="0" w:line="240" w:lineRule="auto"/>
+        <w:jc w:val="both"/>
+        <w:rPr>
+          <w:rFonts w:ascii="Times New Roman" w:eastAsia="Times New Roman" w:hAnsi="Times New Roman" w:cs="Times New Roman"/>
+          <w:sz w:val="20"/>
+          <w:szCs w:val="20"/>
+          <w:highlight w:val="white"/>
+        </w:rPr>
+      </w:pPr>
+    </w:p>
+    <w:p>
+      <w:pPr>
+        <w:spacing w:after="0" w:line="240" w:lineRule="auto"/>
+        <w:jc w:val="both"/>
+        <w:rPr>
+          <w:rFonts w:ascii="Times New Roman" w:eastAsia="Times New Roman" w:hAnsi="Times New Roman" w:cs="Times New Roman"/>
+          <w:sz w:val="20"/>
+          <w:szCs w:val="20"/>
+          <w:highlight w:val="white"/>
+        </w:rPr>
+      </w:pPr>
+      <w:r>
+        <w:rPr>
+          <w:rFonts w:ascii="Times New Roman" w:eastAsia="Times New Roman" w:hAnsi="Times New Roman" w:cs="Times New Roman"/>
+          <w:sz w:val="20"/>
+          <w:szCs w:val="20"/>
+          <w:highlight w:val="white"/>
+        </w:rPr>
+        <w:t xml:space="preserve">7. A Végső felhasználó </w:t>
+      </w:r>
+      <w:r>
+        <w:rPr>
+          <w:rFonts w:ascii="Times New Roman" w:eastAsia="Times New Roman" w:hAnsi="Times New Roman" w:cs="Times New Roman"/>
+          <w:b/>
+          <w:bCs/>
+          <w:sz w:val="20"/>
+          <w:szCs w:val="20"/>
+          <w:highlight w:val="white"/>
+        </w:rPr>
+        <w:t>kijelenti és szavatolja</w:t>
+      </w:r>
+      <w:r>
+        <w:rPr>
+          <w:rFonts w:ascii="Times New Roman" w:eastAsia="Times New Roman" w:hAnsi="Times New Roman" w:cs="Times New Roman"/>
+          <w:sz w:val="20"/>
+          <w:szCs w:val="20"/>
+          <w:highlight w:val="white"/>
+        </w:rPr>
+        <w:t xml:space="preserve">, hogy a jelen Szerződésben rögzített lényeges hozzájáruláson kívül </w:t>
+      </w:r>
+      <w:r>
+        <w:rPr>
+          <w:rFonts w:ascii="Times New Roman" w:eastAsia="Times New Roman" w:hAnsi="Times New Roman" w:cs="Times New Roman"/>
+          <w:b/>
+          <w:bCs/>
+          <w:sz w:val="20"/>
+          <w:szCs w:val="20"/>
+          <w:highlight w:val="white"/>
+        </w:rPr>
+        <w:t>a Beruházással összefüggésben eddig nem történt semmilyen olyan esemény, illetve nem keletkezett semmilyen megállapodás vagy kötelezettségvállalás, amely a Beruházás megvalósítása tekintetében az Ehat. tv 1. § 24c. pontja szerinti lényeges hozzájárulásnak minősülne, továbbá szavatolja az általa a Lényeges hozzájáruló részére rendelkezésre bocsátott információk, adatok, illetve dokumentumok valódiságát és hitelességé</w:t>
+      </w:r>
+      <w:r>
+        <w:rPr>
+          <w:rFonts w:ascii="Times New Roman" w:eastAsia="Times New Roman" w:hAnsi="Times New Roman" w:cs="Times New Roman"/>
+          <w:sz w:val="20"/>
+          <w:szCs w:val="20"/>
+          <w:highlight w:val="white"/>
+        </w:rPr>
+        <w:t>t.</w:t>
+      </w:r>
+    </w:p>
+    <w:p>
+      <w:pPr>
+        <w:spacing w:after="0" w:line="240" w:lineRule="auto"/>
+        <w:jc w:val="both"/>
+        <w:rPr>
+          <w:rFonts w:ascii="Times New Roman" w:eastAsia="Times New Roman" w:hAnsi="Times New Roman" w:cs="Times New Roman"/>
+          <w:sz w:val="20"/>
+          <w:szCs w:val="20"/>
+          <w:highlight w:val="white"/>
+        </w:rPr>
+      </w:pPr>
     </w:p>
     <w:p>
       <w:pPr>
@@ -4320,23 +3971,130 @@
           <w:between w:val="nil"/>
         </w:pBdr>
         <w:spacing w:after="0" w:line="240" w:lineRule="auto"/>
-        <w:ind w:left="360"/>
-        <w:jc w:val="both"/>
-        <w:rPr>
-          <w:rFonts w:ascii="Times New Roman" w:eastAsia="Times New Roman" w:hAnsi="Times New Roman" w:cs="Times New Roman"/>
-          <w:color w:val="000000"/>
-          <w:sz w:val="20"/>
-          <w:szCs w:val="20"/>
-          <w:highlight w:val="white"/>
-        </w:rPr>
-      </w:pPr>
-    </w:p>
-    <w:p>
-      <w:pPr>
-        <w:numPr>
-          <w:ilvl w:val="1"/>
-          <w:numId w:val="3"/>
-        </w:numPr>
+        <w:jc w:val="both"/>
+        <w:rPr>
+          <w:rFonts w:ascii="Times New Roman" w:eastAsia="Times New Roman" w:hAnsi="Times New Roman" w:cs="Times New Roman"/>
+          <w:color w:val="000000"/>
+          <w:sz w:val="20"/>
+          <w:szCs w:val="20"/>
+          <w:highlight w:val="white"/>
+        </w:rPr>
+      </w:pPr>
+      <w:r>
+        <w:rPr>
+          <w:rFonts w:ascii="Times New Roman" w:eastAsia="Times New Roman" w:hAnsi="Times New Roman" w:cs="Times New Roman"/>
+          <w:color w:val="000000"/>
+          <w:sz w:val="20"/>
+          <w:szCs w:val="20"/>
+          <w:highlight w:val="white"/>
+        </w:rPr>
+        <w:t>8. Végső Felhasználó jelen Szerződés aláírásával kijelenti és szavatolja, hogy nem vesz igénybe olyan támogatást, amely az energiahatékonyságról szóló törvény végrehajtásáról szóló 122/2015. (V. 26.) Korm. rendelet 7. és 8. mellékletében meghatározott és felsorolt szakpolitikai intézkedésnek minősül, továbbá szavatolja, nem vesz igénybe semmilyen VNT támogatást így különösen, de nem kizárólagosan otthonfelújítási programban nem vesz részt a jelen megállapodás tárgyát képző kivitelezés tekintetében.</w:t>
+      </w:r>
+    </w:p>
+    <w:p>
+      <w:pPr>
+        <w:spacing w:after="0" w:line="240" w:lineRule="auto"/>
+        <w:jc w:val="both"/>
+        <w:rPr>
+          <w:rFonts w:ascii="Times New Roman" w:eastAsia="Times New Roman" w:hAnsi="Times New Roman" w:cs="Times New Roman"/>
+          <w:sz w:val="20"/>
+          <w:szCs w:val="20"/>
+          <w:highlight w:val="white"/>
+        </w:rPr>
+      </w:pPr>
+    </w:p>
+    <w:p>
+      <w:pPr>
+        <w:spacing w:after="0" w:line="240" w:lineRule="auto"/>
+        <w:jc w:val="both"/>
+        <w:rPr>
+          <w:rFonts w:ascii="Times New Roman" w:eastAsia="Times New Roman" w:hAnsi="Times New Roman" w:cs="Times New Roman"/>
+          <w:sz w:val="20"/>
+          <w:szCs w:val="20"/>
+          <w:highlight w:val="white"/>
+        </w:rPr>
+      </w:pPr>
+      <w:r>
+        <w:rPr>
+          <w:rFonts w:ascii="Times New Roman" w:eastAsia="Times New Roman" w:hAnsi="Times New Roman" w:cs="Times New Roman"/>
+          <w:sz w:val="20"/>
+          <w:szCs w:val="20"/>
+          <w:highlight w:val="white"/>
+        </w:rPr>
+        <w:lastRenderedPageBreak/>
+        <w:t>9. Lényeges Hozzájáruló a jelen szerződés teljesítése során tudomására jutott adatokat, információkat, ismereteket üzleti titokként köteles kezelni, azokról a Végső Felhasználó kifejezett előzetes írásbeli hozzájárulása nélkül harmadik személynek nem adhatnak tájékoztatást.</w:t>
+      </w:r>
+    </w:p>
+    <w:p>
+      <w:pPr>
+        <w:spacing w:after="0" w:line="240" w:lineRule="auto"/>
+        <w:jc w:val="both"/>
+        <w:rPr>
+          <w:rFonts w:ascii="Times New Roman" w:eastAsia="Times New Roman" w:hAnsi="Times New Roman" w:cs="Times New Roman"/>
+          <w:sz w:val="20"/>
+          <w:szCs w:val="20"/>
+          <w:highlight w:val="white"/>
+        </w:rPr>
+      </w:pPr>
+    </w:p>
+    <w:p>
+      <w:pPr>
+        <w:spacing w:after="0" w:line="240" w:lineRule="auto"/>
+        <w:ind w:left="284" w:hanging="426"/>
+        <w:jc w:val="both"/>
+        <w:rPr>
+          <w:rFonts w:ascii="Times New Roman" w:eastAsia="Times New Roman" w:hAnsi="Times New Roman" w:cs="Times New Roman"/>
+          <w:sz w:val="20"/>
+          <w:szCs w:val="20"/>
+          <w:highlight w:val="white"/>
+        </w:rPr>
+      </w:pPr>
+      <w:r>
+        <w:rPr>
+          <w:rFonts w:ascii="Times New Roman" w:eastAsia="Times New Roman" w:hAnsi="Times New Roman" w:cs="Times New Roman"/>
+          <w:sz w:val="20"/>
+          <w:szCs w:val="20"/>
+          <w:highlight w:val="white"/>
+        </w:rPr>
+        <w:t>9.1. Végső Felhasználó tudomásul veszi, hogy az Ehat. tv. 15/A. § (4c) és (4e) bekezdése szerinti személyes adatait a Lényeges Hozzájáruló és a Magyar Energetikai és Közmű-szabályozási Hivatal nyilvántartja és a (4c) bekezdésben szereplő határidőig megőrzi. Továbbá az Ehat. tv 15/D. § (1b) bekezdése szerinti személyes adatokat kezelésre átadja a Hivatal és a megtakarítás végső jogosultja részére, valamint a HEM megállapításához szükséges adatok hitelesítése érdekében az auditornak.</w:t>
+      </w:r>
+    </w:p>
+    <w:p>
+      <w:pPr>
+        <w:spacing w:after="0" w:line="240" w:lineRule="auto"/>
+        <w:jc w:val="both"/>
+        <w:rPr>
+          <w:rFonts w:ascii="Times New Roman" w:eastAsia="Times New Roman" w:hAnsi="Times New Roman" w:cs="Times New Roman"/>
+          <w:sz w:val="20"/>
+          <w:szCs w:val="20"/>
+          <w:highlight w:val="white"/>
+        </w:rPr>
+      </w:pPr>
+    </w:p>
+    <w:p>
+      <w:pPr>
+        <w:spacing w:after="0" w:line="240" w:lineRule="auto"/>
+        <w:ind w:left="284" w:hanging="426"/>
+        <w:jc w:val="both"/>
+        <w:rPr>
+          <w:rFonts w:ascii="Times New Roman" w:eastAsia="Times New Roman" w:hAnsi="Times New Roman" w:cs="Times New Roman"/>
+          <w:sz w:val="20"/>
+          <w:szCs w:val="20"/>
+          <w:highlight w:val="white"/>
+        </w:rPr>
+      </w:pPr>
+      <w:r>
+        <w:rPr>
+          <w:rFonts w:ascii="Times New Roman" w:eastAsia="Times New Roman" w:hAnsi="Times New Roman" w:cs="Times New Roman"/>
+          <w:sz w:val="20"/>
+          <w:szCs w:val="20"/>
+          <w:highlight w:val="white"/>
+        </w:rPr>
+        <w:t xml:space="preserve">9.2. Felek megállapodnak, hogy jelen szerződéssel kapcsolatban felmerült kérdések tekintetében egymás között elektronikus – e-mail – formában tartják a kapcsolatot, </w:t>
+      </w:r>
+    </w:p>
+    <w:p>
+      <w:pPr>
         <w:pBdr>
           <w:top w:val="nil"/>
           <w:left w:val="nil"/>
@@ -4345,96 +4103,19 @@
           <w:between w:val="nil"/>
         </w:pBdr>
         <w:spacing w:after="0" w:line="240" w:lineRule="auto"/>
-        <w:ind w:hanging="502"/>
-        <w:jc w:val="both"/>
-        <w:rPr>
-          <w:rFonts w:ascii="Times New Roman" w:eastAsia="Times New Roman" w:hAnsi="Times New Roman" w:cs="Times New Roman"/>
-          <w:color w:val="000000"/>
-          <w:sz w:val="20"/>
-          <w:szCs w:val="20"/>
-          <w:highlight w:val="white"/>
-        </w:rPr>
-      </w:pPr>
-      <w:r>
-        <w:rPr>
-          <w:rFonts w:ascii="Times New Roman" w:eastAsia="Times New Roman" w:hAnsi="Times New Roman" w:cs="Times New Roman"/>
-          <w:color w:val="000000"/>
-          <w:sz w:val="20"/>
-          <w:szCs w:val="20"/>
-          <w:highlight w:val="white"/>
-        </w:rPr>
-        <w:t>Felek rögzítik, hogy a lényeges hozzájárulás kifejtésében egyéb fél nem vett részt.</w:t>
-      </w:r>
-    </w:p>
-    <w:p>
-      <w:pPr>
-        <w:spacing w:after="0" w:line="240" w:lineRule="auto"/>
-        <w:jc w:val="both"/>
-        <w:rPr>
-          <w:rFonts w:ascii="Times New Roman" w:eastAsia="Times New Roman" w:hAnsi="Times New Roman" w:cs="Times New Roman"/>
-          <w:sz w:val="20"/>
-          <w:szCs w:val="20"/>
-          <w:highlight w:val="white"/>
-        </w:rPr>
-      </w:pPr>
-    </w:p>
-    <w:p>
-      <w:pPr>
-        <w:spacing w:after="0" w:line="240" w:lineRule="auto"/>
-        <w:jc w:val="both"/>
-        <w:rPr>
-          <w:rFonts w:ascii="Times New Roman" w:eastAsia="Times New Roman" w:hAnsi="Times New Roman" w:cs="Times New Roman"/>
-          <w:sz w:val="20"/>
-          <w:szCs w:val="20"/>
-          <w:highlight w:val="white"/>
-        </w:rPr>
-      </w:pPr>
-      <w:r>
-        <w:rPr>
-          <w:rFonts w:ascii="Times New Roman" w:eastAsia="Times New Roman" w:hAnsi="Times New Roman" w:cs="Times New Roman"/>
-          <w:sz w:val="20"/>
-          <w:szCs w:val="20"/>
-          <w:highlight w:val="white"/>
-        </w:rPr>
-        <w:t xml:space="preserve">4. A fentiekre tekintettel a Felek az </w:t>
-      </w:r>
-      <w:proofErr w:type="spellStart"/>
-      <w:r>
-        <w:rPr>
-          <w:rFonts w:ascii="Times New Roman" w:eastAsia="Times New Roman" w:hAnsi="Times New Roman" w:cs="Times New Roman"/>
-          <w:sz w:val="20"/>
-          <w:szCs w:val="20"/>
-          <w:highlight w:val="white"/>
-        </w:rPr>
-        <w:t>Ehat</w:t>
-      </w:r>
-      <w:proofErr w:type="spellEnd"/>
-      <w:r>
-        <w:rPr>
-          <w:rFonts w:ascii="Times New Roman" w:eastAsia="Times New Roman" w:hAnsi="Times New Roman" w:cs="Times New Roman"/>
-          <w:sz w:val="20"/>
-          <w:szCs w:val="20"/>
-          <w:highlight w:val="white"/>
-        </w:rPr>
-        <w:t>. tv 15/B. § (4) bekezdése alapján a lényeges hozzájárulás módjáról és mértékéről, valamint az energiamegtakarítás első jogosultjának személyéről az alábbiak szerint állapodnak meg:</w:t>
-      </w:r>
-    </w:p>
-    <w:p>
-      <w:pPr>
-        <w:spacing w:after="0" w:line="240" w:lineRule="auto"/>
-        <w:jc w:val="both"/>
-        <w:rPr>
-          <w:rFonts w:ascii="Times New Roman" w:eastAsia="Times New Roman" w:hAnsi="Times New Roman" w:cs="Times New Roman"/>
-          <w:sz w:val="20"/>
-          <w:szCs w:val="20"/>
-          <w:highlight w:val="white"/>
-        </w:rPr>
-      </w:pPr>
-    </w:p>
-    <w:p>
-      <w:pPr>
-        <w:spacing w:after="0" w:line="240" w:lineRule="auto"/>
-        <w:ind w:left="142"/>
+        <w:jc w:val="both"/>
+        <w:rPr>
+          <w:rFonts w:ascii="Times New Roman" w:eastAsia="Times New Roman" w:hAnsi="Times New Roman" w:cs="Times New Roman"/>
+          <w:color w:val="000000"/>
+          <w:sz w:val="20"/>
+          <w:szCs w:val="20"/>
+          <w:highlight w:val="white"/>
+        </w:rPr>
+      </w:pPr>
+    </w:p>
+    <w:p>
+      <w:pPr>
+        <w:ind w:firstLine="284"/>
         <w:jc w:val="both"/>
         <w:rPr>
           <w:rFonts w:ascii="Times New Roman" w:eastAsia="Times New Roman" w:hAnsi="Times New Roman" w:cs="Times New Roman"/>
@@ -4448,824 +4129,11 @@
       <w:r>
         <w:rPr>
           <w:rFonts w:ascii="Times New Roman" w:eastAsia="Times New Roman" w:hAnsi="Times New Roman" w:cs="Times New Roman"/>
-          <w:b/>
-          <w:bCs/>
-          <w:sz w:val="20"/>
-          <w:szCs w:val="20"/>
-          <w:highlight w:val="white"/>
-        </w:rPr>
-        <w:t>a) A lényeges hozzájárulás módja és mértéke:</w:t>
-      </w:r>
-    </w:p>
-    <w:p>
-      <w:pPr>
-        <w:spacing w:after="0" w:line="240" w:lineRule="auto"/>
-        <w:jc w:val="both"/>
-        <w:rPr>
-          <w:rFonts w:ascii="Times New Roman" w:eastAsia="Times New Roman" w:hAnsi="Times New Roman" w:cs="Times New Roman"/>
-          <w:sz w:val="20"/>
-          <w:szCs w:val="20"/>
-          <w:highlight w:val="white"/>
-        </w:rPr>
-      </w:pPr>
-    </w:p>
-    <w:p>
-      <w:pPr>
-        <w:spacing w:after="0" w:line="240" w:lineRule="auto"/>
-        <w:ind w:left="708"/>
-        <w:jc w:val="both"/>
-        <w:rPr>
-          <w:rFonts w:ascii="Times New Roman" w:eastAsia="Times New Roman" w:hAnsi="Times New Roman" w:cs="Times New Roman"/>
-          <w:b/>
-          <w:bCs/>
-          <w:sz w:val="20"/>
-          <w:szCs w:val="20"/>
-          <w:highlight w:val="white"/>
-        </w:rPr>
-      </w:pPr>
-      <w:r>
-        <w:rPr>
-          <w:rFonts w:ascii="Times New Roman" w:eastAsia="Times New Roman" w:hAnsi="Times New Roman" w:cs="Times New Roman"/>
-          <w:sz w:val="20"/>
-          <w:szCs w:val="20"/>
-          <w:highlight w:val="white"/>
-        </w:rPr>
-        <w:t xml:space="preserve">i.) Lényeges Hozzájáruló </w:t>
-      </w:r>
-      <w:r>
-        <w:rPr>
-          <w:rFonts w:ascii="Times New Roman" w:eastAsia="Times New Roman" w:hAnsi="Times New Roman" w:cs="Times New Roman"/>
-          <w:b/>
-          <w:bCs/>
-          <w:sz w:val="20"/>
-          <w:szCs w:val="20"/>
-          <w:highlight w:val="white"/>
-        </w:rPr>
-        <w:t xml:space="preserve">összeállította és meghirdette a „Padlásfödém Szigetelés” elnevezésű Terméket, és </w:t>
-      </w:r>
-      <w:r>
-        <w:rPr>
-          <w:rFonts w:ascii="Times New Roman" w:eastAsia="Times New Roman" w:hAnsi="Times New Roman" w:cs="Times New Roman"/>
-          <w:b/>
-          <w:bCs/>
-          <w:color w:val="000000"/>
-          <w:sz w:val="20"/>
-          <w:szCs w:val="20"/>
-          <w:highlight w:val="white"/>
-        </w:rPr>
-        <w:t>szerződéses feltételeket dolgozott ki a cél elérése érdekében</w:t>
-      </w:r>
-    </w:p>
-    <w:p>
-      <w:pPr>
-        <w:spacing w:after="0" w:line="240" w:lineRule="auto"/>
-        <w:ind w:left="708"/>
-        <w:jc w:val="both"/>
-        <w:rPr>
-          <w:rFonts w:ascii="Times New Roman" w:eastAsia="Times New Roman" w:hAnsi="Times New Roman" w:cs="Times New Roman"/>
-          <w:sz w:val="20"/>
-          <w:szCs w:val="20"/>
-          <w:highlight w:val="white"/>
-        </w:rPr>
-      </w:pPr>
-    </w:p>
-    <w:p>
-      <w:pPr>
-        <w:spacing w:after="0" w:line="240" w:lineRule="auto"/>
-        <w:ind w:left="708"/>
-        <w:jc w:val="both"/>
-        <w:rPr>
-          <w:rFonts w:ascii="Times New Roman" w:eastAsia="Times New Roman" w:hAnsi="Times New Roman" w:cs="Times New Roman"/>
-          <w:sz w:val="20"/>
-          <w:szCs w:val="20"/>
-          <w:highlight w:val="white"/>
-        </w:rPr>
-      </w:pPr>
-      <w:r>
-        <w:rPr>
-          <w:rFonts w:ascii="Times New Roman" w:eastAsia="Times New Roman" w:hAnsi="Times New Roman" w:cs="Times New Roman"/>
-          <w:sz w:val="20"/>
-          <w:szCs w:val="20"/>
-          <w:highlight w:val="white"/>
-        </w:rPr>
-        <w:t xml:space="preserve">ii.) Lényeges Hozzájáruló </w:t>
-      </w:r>
-      <w:r>
-        <w:rPr>
-          <w:rFonts w:ascii="Times New Roman" w:eastAsia="Times New Roman" w:hAnsi="Times New Roman" w:cs="Times New Roman"/>
-          <w:color w:val="000000"/>
-          <w:sz w:val="20"/>
-          <w:szCs w:val="20"/>
-          <w:highlight w:val="white"/>
-        </w:rPr>
-        <w:t xml:space="preserve">műszaki szaktanácsadást végzett a Beruházás műszaki tartalmát illetően és </w:t>
-      </w:r>
-      <w:r>
-        <w:rPr>
-          <w:rFonts w:ascii="Times New Roman" w:eastAsia="Times New Roman" w:hAnsi="Times New Roman" w:cs="Times New Roman"/>
-          <w:sz w:val="20"/>
-          <w:szCs w:val="20"/>
-          <w:highlight w:val="white"/>
-        </w:rPr>
-        <w:t xml:space="preserve">a Termék részeként </w:t>
-      </w:r>
-      <w:r>
-        <w:rPr>
-          <w:rFonts w:ascii="Times New Roman" w:eastAsia="Times New Roman" w:hAnsi="Times New Roman" w:cs="Times New Roman"/>
-          <w:b/>
-          <w:bCs/>
-          <w:sz w:val="20"/>
-          <w:szCs w:val="20"/>
-          <w:highlight w:val="white"/>
-        </w:rPr>
-        <w:t>saját költségén</w:t>
-      </w:r>
-      <w:r>
-        <w:rPr>
-          <w:rFonts w:ascii="Times New Roman" w:eastAsia="Times New Roman" w:hAnsi="Times New Roman" w:cs="Times New Roman"/>
-          <w:sz w:val="20"/>
-          <w:szCs w:val="20"/>
-          <w:highlight w:val="white"/>
-        </w:rPr>
-        <w:t xml:space="preserve"> felmérést készített a megvalósítandó Beruházás Végső felhasználó részére nyújtott előnyeiről és hatásairól a 3.1. pontban meghatározott Előzetes Kalkuláció keretében a Beruházás megvalósításával elérhető energiafelhasználás csökkenésének becsült mértékéről, amely &lt;33&gt; azonosító sorszámú Előzetes Elemzést &lt;2025. 11.11.&gt;-én a Végső felhasználó kézhez kapott és tudomásul vett.</w:t>
-      </w:r>
-    </w:p>
-    <w:p>
-      <w:pPr>
-        <w:spacing w:after="0" w:line="240" w:lineRule="auto"/>
-        <w:ind w:left="708"/>
-        <w:jc w:val="both"/>
-        <w:rPr>
-          <w:rFonts w:ascii="Times New Roman" w:eastAsia="Times New Roman" w:hAnsi="Times New Roman" w:cs="Times New Roman"/>
-          <w:sz w:val="20"/>
-          <w:szCs w:val="20"/>
-          <w:highlight w:val="white"/>
-        </w:rPr>
-      </w:pPr>
-    </w:p>
-    <w:p>
-      <w:pPr>
-        <w:spacing w:after="0" w:line="240" w:lineRule="auto"/>
-        <w:ind w:left="708"/>
-        <w:jc w:val="both"/>
-        <w:rPr>
-          <w:rFonts w:ascii="Times New Roman" w:eastAsia="Times New Roman" w:hAnsi="Times New Roman" w:cs="Times New Roman"/>
-          <w:sz w:val="20"/>
-          <w:szCs w:val="20"/>
-          <w:highlight w:val="white"/>
-        </w:rPr>
-      </w:pPr>
-      <w:r>
-        <w:rPr>
-          <w:rFonts w:ascii="Times New Roman" w:eastAsia="Times New Roman" w:hAnsi="Times New Roman" w:cs="Times New Roman"/>
-          <w:sz w:val="20"/>
-          <w:szCs w:val="20"/>
-          <w:highlight w:val="white"/>
-        </w:rPr>
-        <w:t xml:space="preserve">iii.) További lényeges hozzájárulást teljesített azzal, hogy a 3.1. pontban részletezettek szerint a Beruházáshoz szükséges alapanyag költségét és a kivitelezés elvégzésével kapcsolatosan felmerült munkadíj költségét </w:t>
-      </w:r>
-      <w:r>
-        <w:rPr>
-          <w:rFonts w:ascii="Times New Roman" w:eastAsia="Times New Roman" w:hAnsi="Times New Roman" w:cs="Times New Roman"/>
-          <w:b/>
-          <w:bCs/>
-          <w:sz w:val="20"/>
-          <w:szCs w:val="20"/>
-          <w:highlight w:val="white"/>
-        </w:rPr>
-        <w:t>a Végső Felhasználó helyett</w:t>
-      </w:r>
-      <w:r>
-        <w:rPr>
-          <w:rFonts w:ascii="Times New Roman" w:eastAsia="Times New Roman" w:hAnsi="Times New Roman" w:cs="Times New Roman"/>
-          <w:sz w:val="20"/>
-          <w:szCs w:val="20"/>
-          <w:highlight w:val="white"/>
-        </w:rPr>
-        <w:t xml:space="preserve"> átvállalja, azaz közvetlenül a Kivitelezőnek megfizeti. </w:t>
-      </w:r>
-    </w:p>
-    <w:p>
-      <w:pPr>
-        <w:spacing w:after="0" w:line="240" w:lineRule="auto"/>
-        <w:jc w:val="both"/>
-        <w:rPr>
-          <w:rFonts w:ascii="Times New Roman" w:eastAsia="Times New Roman" w:hAnsi="Times New Roman" w:cs="Times New Roman"/>
-          <w:sz w:val="20"/>
-          <w:szCs w:val="20"/>
-          <w:highlight w:val="white"/>
-        </w:rPr>
-      </w:pPr>
-    </w:p>
-    <w:p>
-      <w:pPr>
-        <w:spacing w:after="0" w:line="240" w:lineRule="auto"/>
-        <w:jc w:val="both"/>
-        <w:rPr>
-          <w:rFonts w:ascii="Times New Roman" w:eastAsia="Times New Roman" w:hAnsi="Times New Roman" w:cs="Times New Roman"/>
-          <w:sz w:val="20"/>
-          <w:szCs w:val="20"/>
-          <w:highlight w:val="white"/>
-        </w:rPr>
-      </w:pPr>
-      <w:r>
-        <w:rPr>
-          <w:rFonts w:ascii="Times New Roman" w:eastAsia="Times New Roman" w:hAnsi="Times New Roman" w:cs="Times New Roman"/>
-          <w:sz w:val="20"/>
-          <w:szCs w:val="20"/>
-          <w:highlight w:val="white"/>
-        </w:rPr>
-        <w:t xml:space="preserve">b) </w:t>
-      </w:r>
-      <w:r>
-        <w:rPr>
-          <w:rFonts w:ascii="Times New Roman" w:eastAsia="Times New Roman" w:hAnsi="Times New Roman" w:cs="Times New Roman"/>
-          <w:b/>
-          <w:bCs/>
-          <w:sz w:val="20"/>
-          <w:szCs w:val="20"/>
-          <w:highlight w:val="white"/>
-        </w:rPr>
-        <w:t>Felek rögzítik, hogy a Lényeges Hozzájáruló által biztosított szolgáltatás értéke megegyezik a Beruházásból megkeletkezett megtakarítás értékével, amelyre elsődlegesen a létrejött megtakarítás nyújt fedezetet.</w:t>
-      </w:r>
-    </w:p>
-    <w:p>
-      <w:pPr>
-        <w:spacing w:after="0" w:line="240" w:lineRule="auto"/>
-        <w:jc w:val="both"/>
-        <w:rPr>
-          <w:rFonts w:ascii="Times New Roman" w:eastAsia="Times New Roman" w:hAnsi="Times New Roman" w:cs="Times New Roman"/>
-          <w:sz w:val="20"/>
-          <w:szCs w:val="20"/>
-          <w:highlight w:val="white"/>
-        </w:rPr>
-      </w:pPr>
-    </w:p>
-    <w:p>
-      <w:pPr>
-        <w:spacing w:after="0" w:line="240" w:lineRule="auto"/>
-        <w:jc w:val="both"/>
-        <w:rPr>
-          <w:rFonts w:ascii="Times New Roman" w:eastAsia="Times New Roman" w:hAnsi="Times New Roman" w:cs="Times New Roman"/>
-          <w:sz w:val="20"/>
-          <w:szCs w:val="20"/>
-          <w:highlight w:val="white"/>
-        </w:rPr>
-      </w:pPr>
-      <w:r>
-        <w:rPr>
-          <w:rFonts w:ascii="Times New Roman" w:eastAsia="Times New Roman" w:hAnsi="Times New Roman" w:cs="Times New Roman"/>
-          <w:sz w:val="20"/>
-          <w:szCs w:val="20"/>
-          <w:highlight w:val="white"/>
-        </w:rPr>
-        <w:t xml:space="preserve">c) </w:t>
-      </w:r>
-      <w:r>
-        <w:rPr>
-          <w:rFonts w:ascii="Times New Roman" w:eastAsia="Times New Roman" w:hAnsi="Times New Roman" w:cs="Times New Roman"/>
-          <w:b/>
-          <w:bCs/>
-          <w:sz w:val="20"/>
-          <w:szCs w:val="20"/>
-          <w:highlight w:val="white"/>
-        </w:rPr>
-        <w:t>A Beruházásból származó hitelesített energiamegtakarítás (HEM) Első Jogosultja a Lényeges Hozzájáruló.</w:t>
-      </w:r>
-      <w:r>
-        <w:rPr>
-          <w:rFonts w:ascii="Times New Roman" w:eastAsia="Times New Roman" w:hAnsi="Times New Roman" w:cs="Times New Roman"/>
-          <w:sz w:val="20"/>
-          <w:szCs w:val="20"/>
-          <w:highlight w:val="white"/>
-        </w:rPr>
-        <w:t xml:space="preserve"> </w:t>
-      </w:r>
-      <w:r>
-        <w:rPr>
-          <w:rFonts w:ascii="Times New Roman" w:eastAsia="Times New Roman" w:hAnsi="Times New Roman" w:cs="Times New Roman"/>
-          <w:b/>
-          <w:bCs/>
-          <w:sz w:val="20"/>
-          <w:szCs w:val="20"/>
-          <w:highlight w:val="white"/>
-        </w:rPr>
-        <w:t>A személyi jövedelemadóról szóló 1995. évi CXVII. törvény 1. számú melléklet 4.52. pontja szerinti esetekben a Lényeges Hozzájárulónak átruházott megtakarítás után Végső Felhasználónak nem keletkezik személyi jövedelemadó fizetési kötelezettsége.</w:t>
-      </w:r>
-    </w:p>
-    <w:p>
-      <w:pPr>
-        <w:spacing w:after="0" w:line="240" w:lineRule="auto"/>
-        <w:jc w:val="both"/>
-        <w:rPr>
-          <w:rFonts w:ascii="Times New Roman" w:eastAsia="Times New Roman" w:hAnsi="Times New Roman" w:cs="Times New Roman"/>
-          <w:sz w:val="20"/>
-          <w:szCs w:val="20"/>
-          <w:highlight w:val="white"/>
-        </w:rPr>
-      </w:pPr>
-    </w:p>
-    <w:p>
-      <w:pPr>
-        <w:spacing w:after="0" w:line="240" w:lineRule="auto"/>
-        <w:jc w:val="both"/>
-        <w:rPr>
-          <w:rFonts w:ascii="Times New Roman" w:eastAsia="Times New Roman" w:hAnsi="Times New Roman" w:cs="Times New Roman"/>
-          <w:sz w:val="20"/>
-          <w:szCs w:val="20"/>
-          <w:highlight w:val="white"/>
-        </w:rPr>
-      </w:pPr>
-      <w:r>
-        <w:rPr>
-          <w:rFonts w:ascii="Times New Roman" w:eastAsia="Times New Roman" w:hAnsi="Times New Roman" w:cs="Times New Roman"/>
-          <w:sz w:val="20"/>
-          <w:szCs w:val="20"/>
-          <w:highlight w:val="white"/>
-        </w:rPr>
-        <w:t>5. Lényeges Hozzájáruló tájékoztatja az Ügyfelet, hogy az elérhető energiafelhasználás csökkenésének becsült értéke eltérhet az auditált és hitelesített energiamegtakarítás mértékétől. A Felek megállapodnak, hogy a 4. pont a) pont ii) alpont szerinti Előzetes Kalkulációban megadott, a Beruházás megvalósításával elérhető energiafelhasználás csökkenésének becsült értékét veszik alapul az arányos ellenszolgáltatás megállapítása során.</w:t>
-      </w:r>
-    </w:p>
-    <w:p>
-      <w:pPr>
-        <w:spacing w:after="0" w:line="240" w:lineRule="auto"/>
-        <w:jc w:val="both"/>
-        <w:rPr>
-          <w:rFonts w:ascii="Times New Roman" w:eastAsia="Times New Roman" w:hAnsi="Times New Roman" w:cs="Times New Roman"/>
-          <w:color w:val="000000"/>
-          <w:sz w:val="20"/>
-          <w:szCs w:val="20"/>
-          <w:highlight w:val="white"/>
-        </w:rPr>
-      </w:pPr>
-      <w:r>
-        <w:rPr>
-          <w:rFonts w:ascii="Times New Roman" w:eastAsia="Times New Roman" w:hAnsi="Times New Roman" w:cs="Times New Roman"/>
-          <w:color w:val="000000"/>
-          <w:sz w:val="20"/>
-          <w:szCs w:val="20"/>
-          <w:highlight w:val="white"/>
-        </w:rPr>
-        <w:t xml:space="preserve">A beruházás megvalósításával elérhető energiafelhasználás csökkenésének várható becsült mértéke: </w:t>
-      </w:r>
-      <w:r>
-        <w:rPr>
-          <w:rFonts w:ascii="Times New Roman" w:eastAsia="Times New Roman" w:hAnsi="Times New Roman" w:cs="Times New Roman"/>
-          <w:color w:val="000000"/>
-          <w:sz w:val="20"/>
-          <w:szCs w:val="20"/>
-          <w:highlight w:val="white"/>
-        </w:rPr>
-        <w:t>[[</w:t>
-      </w:r>
-      <w:proofErr w:type="spellStart"/>
-      <w:r>
-        <w:rPr>
-          <w:rFonts w:ascii="Times New Roman" w:eastAsia="Times New Roman" w:hAnsi="Times New Roman" w:cs="Times New Roman"/>
-          <w:color w:val="000000"/>
-          <w:sz w:val="20"/>
-          <w:szCs w:val="20"/>
-          <w:highlight w:val="white"/>
-        </w:rPr>
-        <w:t>megtakaritas</w:t>
-      </w:r>
-      <w:proofErr w:type="spellEnd"/>
-      <w:r>
-        <w:rPr>
-          <w:rFonts w:ascii="Times New Roman" w:eastAsia="Times New Roman" w:hAnsi="Times New Roman" w:cs="Times New Roman"/>
-          <w:color w:val="000000"/>
-          <w:sz w:val="20"/>
-          <w:szCs w:val="20"/>
-          <w:highlight w:val="white"/>
-        </w:rPr>
-        <w:t>]]</w:t>
-      </w:r>
-      <w:r>
-        <w:rPr>
-          <w:rFonts w:ascii="Times New Roman" w:eastAsia="Times New Roman" w:hAnsi="Times New Roman" w:cs="Times New Roman"/>
-          <w:sz w:val="20"/>
-          <w:szCs w:val="20"/>
-          <w:highlight w:val="white"/>
-        </w:rPr>
-        <w:t xml:space="preserve"> </w:t>
-      </w:r>
-      <w:r>
-        <w:rPr>
-          <w:rFonts w:ascii="Times New Roman" w:eastAsia="Times New Roman" w:hAnsi="Times New Roman" w:cs="Times New Roman"/>
-          <w:color w:val="000000"/>
-          <w:sz w:val="20"/>
-          <w:szCs w:val="20"/>
-          <w:highlight w:val="white"/>
-        </w:rPr>
-        <w:t>GJ.</w:t>
-      </w:r>
-    </w:p>
-    <w:p>
-      <w:pPr>
-        <w:spacing w:after="0" w:line="240" w:lineRule="auto"/>
-        <w:jc w:val="both"/>
-        <w:rPr>
-          <w:rFonts w:ascii="Times New Roman" w:eastAsia="Times New Roman" w:hAnsi="Times New Roman" w:cs="Times New Roman"/>
-          <w:sz w:val="20"/>
-          <w:szCs w:val="20"/>
-          <w:highlight w:val="white"/>
-        </w:rPr>
-      </w:pPr>
-    </w:p>
-    <w:p>
-      <w:pPr>
-        <w:spacing w:after="0" w:line="240" w:lineRule="auto"/>
-        <w:jc w:val="both"/>
-        <w:rPr>
-          <w:rFonts w:ascii="Times New Roman" w:eastAsia="Times New Roman" w:hAnsi="Times New Roman" w:cs="Times New Roman"/>
-          <w:sz w:val="20"/>
-          <w:szCs w:val="20"/>
-          <w:highlight w:val="white"/>
-        </w:rPr>
-      </w:pPr>
-      <w:r>
-        <w:rPr>
-          <w:rFonts w:ascii="Times New Roman" w:eastAsia="Times New Roman" w:hAnsi="Times New Roman" w:cs="Times New Roman"/>
-          <w:sz w:val="20"/>
-          <w:szCs w:val="20"/>
-          <w:highlight w:val="white"/>
-        </w:rPr>
-        <w:t xml:space="preserve">6. </w:t>
-      </w:r>
-      <w:r>
-        <w:rPr>
-          <w:rFonts w:ascii="Times New Roman" w:eastAsia="Times New Roman" w:hAnsi="Times New Roman" w:cs="Times New Roman"/>
-          <w:b/>
-          <w:bCs/>
-          <w:sz w:val="20"/>
-          <w:szCs w:val="20"/>
-          <w:highlight w:val="white"/>
-        </w:rPr>
-        <w:t>A Felek rögzítik, hogy a fenti hozzájárulás lényeges hatással van a Végső felhasználónak a Beruházás megvalósítására irányuló egyéni fellépésére, ugyanis e nélkül a Végső felhasználó nem döntene a Beruházás megvalósítása mellett.</w:t>
-      </w:r>
-    </w:p>
-    <w:p>
-      <w:pPr>
-        <w:spacing w:after="0" w:line="240" w:lineRule="auto"/>
-        <w:jc w:val="both"/>
-        <w:rPr>
-          <w:rFonts w:ascii="Times New Roman" w:eastAsia="Times New Roman" w:hAnsi="Times New Roman" w:cs="Times New Roman"/>
-          <w:sz w:val="20"/>
-          <w:szCs w:val="20"/>
-          <w:highlight w:val="white"/>
-        </w:rPr>
-      </w:pPr>
-    </w:p>
-    <w:p>
-      <w:pPr>
-        <w:spacing w:after="0" w:line="240" w:lineRule="auto"/>
-        <w:jc w:val="both"/>
-        <w:rPr>
-          <w:rFonts w:ascii="Times New Roman" w:eastAsia="Times New Roman" w:hAnsi="Times New Roman" w:cs="Times New Roman"/>
-          <w:sz w:val="20"/>
-          <w:szCs w:val="20"/>
-          <w:highlight w:val="white"/>
-        </w:rPr>
-      </w:pPr>
-      <w:r>
-        <w:rPr>
-          <w:rFonts w:ascii="Times New Roman" w:eastAsia="Times New Roman" w:hAnsi="Times New Roman" w:cs="Times New Roman"/>
-          <w:sz w:val="20"/>
-          <w:szCs w:val="20"/>
-          <w:highlight w:val="white"/>
-        </w:rPr>
-        <w:t xml:space="preserve">7. A Végső felhasználó </w:t>
-      </w:r>
-      <w:r>
-        <w:rPr>
-          <w:rFonts w:ascii="Times New Roman" w:eastAsia="Times New Roman" w:hAnsi="Times New Roman" w:cs="Times New Roman"/>
-          <w:b/>
-          <w:bCs/>
-          <w:sz w:val="20"/>
-          <w:szCs w:val="20"/>
-          <w:highlight w:val="white"/>
-        </w:rPr>
-        <w:t>kijelenti és szavatolja</w:t>
-      </w:r>
-      <w:r>
-        <w:rPr>
-          <w:rFonts w:ascii="Times New Roman" w:eastAsia="Times New Roman" w:hAnsi="Times New Roman" w:cs="Times New Roman"/>
-          <w:sz w:val="20"/>
-          <w:szCs w:val="20"/>
-          <w:highlight w:val="white"/>
-        </w:rPr>
-        <w:t xml:space="preserve">, hogy a jelen Szerződésben rögzített lényeges hozzájáruláson kívül </w:t>
-      </w:r>
-      <w:r>
-        <w:rPr>
-          <w:rFonts w:ascii="Times New Roman" w:eastAsia="Times New Roman" w:hAnsi="Times New Roman" w:cs="Times New Roman"/>
-          <w:b/>
-          <w:bCs/>
-          <w:sz w:val="20"/>
-          <w:szCs w:val="20"/>
-          <w:highlight w:val="white"/>
-        </w:rPr>
-        <w:t xml:space="preserve">a Beruházással összefüggésben eddig nem történt semmilyen olyan esemény, illetve nem keletkezett semmilyen megállapodás vagy kötelezettségvállalás, amely a Beruházás megvalósítása tekintetében az </w:t>
-      </w:r>
-      <w:proofErr w:type="spellStart"/>
-      <w:r>
-        <w:rPr>
-          <w:rFonts w:ascii="Times New Roman" w:eastAsia="Times New Roman" w:hAnsi="Times New Roman" w:cs="Times New Roman"/>
-          <w:b/>
-          <w:bCs/>
-          <w:sz w:val="20"/>
-          <w:szCs w:val="20"/>
-          <w:highlight w:val="white"/>
-        </w:rPr>
-        <w:t>Ehat</w:t>
-      </w:r>
-      <w:proofErr w:type="spellEnd"/>
-      <w:r>
-        <w:rPr>
-          <w:rFonts w:ascii="Times New Roman" w:eastAsia="Times New Roman" w:hAnsi="Times New Roman" w:cs="Times New Roman"/>
-          <w:b/>
-          <w:bCs/>
-          <w:sz w:val="20"/>
-          <w:szCs w:val="20"/>
-          <w:highlight w:val="white"/>
-        </w:rPr>
-        <w:t>. tv 1. § 24c. pontja szerinti lényeges hozzájárulásnak minősülne, továbbá szavatolja az általa a Lényeges hozzájáruló részére rendelkezésre bocsátott információk, adatok, illetve dokumentumok valódiságát és hitelességé</w:t>
-      </w:r>
-      <w:r>
-        <w:rPr>
-          <w:rFonts w:ascii="Times New Roman" w:eastAsia="Times New Roman" w:hAnsi="Times New Roman" w:cs="Times New Roman"/>
-          <w:sz w:val="20"/>
-          <w:szCs w:val="20"/>
-          <w:highlight w:val="white"/>
-        </w:rPr>
-        <w:t>t.</w:t>
-      </w:r>
-    </w:p>
-    <w:p>
-      <w:pPr>
-        <w:spacing w:after="0" w:line="240" w:lineRule="auto"/>
-        <w:jc w:val="both"/>
-        <w:rPr>
-          <w:rFonts w:ascii="Times New Roman" w:eastAsia="Times New Roman" w:hAnsi="Times New Roman" w:cs="Times New Roman"/>
-          <w:sz w:val="20"/>
-          <w:szCs w:val="20"/>
-          <w:highlight w:val="white"/>
-        </w:rPr>
-      </w:pPr>
-    </w:p>
-    <w:p>
-      <w:pPr>
-        <w:pBdr>
-          <w:top w:val="nil"/>
-          <w:left w:val="nil"/>
-          <w:bottom w:val="nil"/>
-          <w:right w:val="nil"/>
-          <w:between w:val="nil"/>
-        </w:pBdr>
-        <w:spacing w:after="0" w:line="240" w:lineRule="auto"/>
-        <w:jc w:val="both"/>
-        <w:rPr>
-          <w:rFonts w:ascii="Times New Roman" w:eastAsia="Times New Roman" w:hAnsi="Times New Roman" w:cs="Times New Roman"/>
-          <w:color w:val="000000"/>
-          <w:sz w:val="20"/>
-          <w:szCs w:val="20"/>
-          <w:highlight w:val="white"/>
-        </w:rPr>
-      </w:pPr>
-      <w:r>
-        <w:rPr>
-          <w:rFonts w:ascii="Times New Roman" w:eastAsia="Times New Roman" w:hAnsi="Times New Roman" w:cs="Times New Roman"/>
-          <w:color w:val="000000"/>
-          <w:sz w:val="20"/>
-          <w:szCs w:val="20"/>
-          <w:highlight w:val="white"/>
-        </w:rPr>
-        <w:t>8. Végső Felhasználó jelen Szerződés aláírásával kijelenti és szavatolja, hogy nem vesz igénybe olyan támogatást, amely az energiahatékonyságról szóló törvény végrehajtásáról szóló 122/2015. (V. 26.) Korm. rendelet 7. és 8. mellékletében meghatározott és felsorolt szakpolitikai intézkedésnek minősül, továbbá szavatolja, nem vesz igénybe semmilyen VNT támogatást így különösen, de nem kizárólagosan otthonfelújítási programban nem vesz részt a jelen megállapodás tárgyát képző kivitelezés tekintetében.</w:t>
-      </w:r>
-    </w:p>
-    <w:p>
-      <w:pPr>
-        <w:spacing w:after="0" w:line="240" w:lineRule="auto"/>
-        <w:jc w:val="both"/>
-        <w:rPr>
-          <w:rFonts w:ascii="Times New Roman" w:eastAsia="Times New Roman" w:hAnsi="Times New Roman" w:cs="Times New Roman"/>
-          <w:sz w:val="20"/>
-          <w:szCs w:val="20"/>
-          <w:highlight w:val="white"/>
-        </w:rPr>
-      </w:pPr>
-    </w:p>
-    <w:p>
-      <w:pPr>
-        <w:spacing w:after="0" w:line="240" w:lineRule="auto"/>
-        <w:jc w:val="both"/>
-        <w:rPr>
-          <w:rFonts w:ascii="Times New Roman" w:eastAsia="Times New Roman" w:hAnsi="Times New Roman" w:cs="Times New Roman"/>
-          <w:sz w:val="20"/>
-          <w:szCs w:val="20"/>
-          <w:highlight w:val="white"/>
-        </w:rPr>
-      </w:pPr>
-      <w:r>
-        <w:rPr>
-          <w:rFonts w:ascii="Times New Roman" w:eastAsia="Times New Roman" w:hAnsi="Times New Roman" w:cs="Times New Roman"/>
-          <w:sz w:val="20"/>
-          <w:szCs w:val="20"/>
-          <w:highlight w:val="white"/>
-        </w:rPr>
-        <w:lastRenderedPageBreak/>
-        <w:t>9. Lényeges Hozzájáruló a jelen szerződés teljesítése során tudomására jutott adatokat, információkat, ismereteket üzleti titokként köteles kezelni, azokról a Végső Felhasználó kifejezett előzetes írásbeli hozzájárulása nélkül harmadik személynek nem adhatnak tájékoztatást.</w:t>
-      </w:r>
-    </w:p>
-    <w:p>
-      <w:pPr>
-        <w:spacing w:after="0" w:line="240" w:lineRule="auto"/>
-        <w:jc w:val="both"/>
-        <w:rPr>
-          <w:rFonts w:ascii="Times New Roman" w:eastAsia="Times New Roman" w:hAnsi="Times New Roman" w:cs="Times New Roman"/>
-          <w:sz w:val="20"/>
-          <w:szCs w:val="20"/>
-          <w:highlight w:val="white"/>
-        </w:rPr>
-      </w:pPr>
-    </w:p>
-    <w:p>
-      <w:pPr>
-        <w:spacing w:after="0" w:line="240" w:lineRule="auto"/>
-        <w:ind w:left="284" w:hanging="426"/>
-        <w:jc w:val="both"/>
-        <w:rPr>
-          <w:rFonts w:ascii="Times New Roman" w:eastAsia="Times New Roman" w:hAnsi="Times New Roman" w:cs="Times New Roman"/>
-          <w:sz w:val="20"/>
-          <w:szCs w:val="20"/>
-          <w:highlight w:val="white"/>
-        </w:rPr>
-      </w:pPr>
-      <w:r>
-        <w:rPr>
-          <w:rFonts w:ascii="Times New Roman" w:eastAsia="Times New Roman" w:hAnsi="Times New Roman" w:cs="Times New Roman"/>
-          <w:sz w:val="20"/>
-          <w:szCs w:val="20"/>
-          <w:highlight w:val="white"/>
-        </w:rPr>
-        <w:t xml:space="preserve">9.1. Végső Felhasználó tudomásul veszi, hogy az </w:t>
-      </w:r>
-      <w:proofErr w:type="spellStart"/>
-      <w:r>
-        <w:rPr>
-          <w:rFonts w:ascii="Times New Roman" w:eastAsia="Times New Roman" w:hAnsi="Times New Roman" w:cs="Times New Roman"/>
-          <w:sz w:val="20"/>
-          <w:szCs w:val="20"/>
-          <w:highlight w:val="white"/>
-        </w:rPr>
-        <w:t>Ehat</w:t>
-      </w:r>
-      <w:proofErr w:type="spellEnd"/>
-      <w:r>
-        <w:rPr>
-          <w:rFonts w:ascii="Times New Roman" w:eastAsia="Times New Roman" w:hAnsi="Times New Roman" w:cs="Times New Roman"/>
-          <w:sz w:val="20"/>
-          <w:szCs w:val="20"/>
-          <w:highlight w:val="white"/>
-        </w:rPr>
-        <w:t xml:space="preserve">. tv. 15/A. § (4c) és (4e) bekezdése szerinti személyes adatait a Lényeges Hozzájáruló és a Magyar Energetikai és Közmű-szabályozási Hivatal nyilvántartja és a (4c) bekezdésben szereplő határidőig megőrzi. Továbbá az </w:t>
-      </w:r>
-      <w:proofErr w:type="spellStart"/>
-      <w:r>
-        <w:rPr>
-          <w:rFonts w:ascii="Times New Roman" w:eastAsia="Times New Roman" w:hAnsi="Times New Roman" w:cs="Times New Roman"/>
-          <w:sz w:val="20"/>
-          <w:szCs w:val="20"/>
-          <w:highlight w:val="white"/>
-        </w:rPr>
-        <w:t>Ehat</w:t>
-      </w:r>
-      <w:proofErr w:type="spellEnd"/>
-      <w:r>
-        <w:rPr>
-          <w:rFonts w:ascii="Times New Roman" w:eastAsia="Times New Roman" w:hAnsi="Times New Roman" w:cs="Times New Roman"/>
-          <w:sz w:val="20"/>
-          <w:szCs w:val="20"/>
-          <w:highlight w:val="white"/>
-        </w:rPr>
-        <w:t xml:space="preserve">. tv 15/D. § (1b) bekezdése szerinti személyes adatokat kezelésre átadja a Hivatal és a megtakarítás végső jogosultja részére, valamint a HEM megállapításához szükséges adatok hitelesítése érdekében az </w:t>
-      </w:r>
-      <w:proofErr w:type="spellStart"/>
-      <w:r>
-        <w:rPr>
-          <w:rFonts w:ascii="Times New Roman" w:eastAsia="Times New Roman" w:hAnsi="Times New Roman" w:cs="Times New Roman"/>
-          <w:sz w:val="20"/>
-          <w:szCs w:val="20"/>
-          <w:highlight w:val="white"/>
-        </w:rPr>
-        <w:t>auditornak</w:t>
-      </w:r>
-      <w:proofErr w:type="spellEnd"/>
-      <w:r>
-        <w:rPr>
-          <w:rFonts w:ascii="Times New Roman" w:eastAsia="Times New Roman" w:hAnsi="Times New Roman" w:cs="Times New Roman"/>
-          <w:sz w:val="20"/>
-          <w:szCs w:val="20"/>
-          <w:highlight w:val="white"/>
-        </w:rPr>
-        <w:t>.</w:t>
-      </w:r>
-    </w:p>
-    <w:p>
-      <w:pPr>
-        <w:spacing w:after="0" w:line="240" w:lineRule="auto"/>
-        <w:jc w:val="both"/>
-        <w:rPr>
-          <w:rFonts w:ascii="Times New Roman" w:eastAsia="Times New Roman" w:hAnsi="Times New Roman" w:cs="Times New Roman"/>
-          <w:sz w:val="20"/>
-          <w:szCs w:val="20"/>
-          <w:highlight w:val="white"/>
-        </w:rPr>
-      </w:pPr>
-    </w:p>
-    <w:p>
-      <w:pPr>
-        <w:spacing w:after="0" w:line="240" w:lineRule="auto"/>
-        <w:ind w:left="284" w:hanging="426"/>
-        <w:jc w:val="both"/>
-        <w:rPr>
-          <w:rFonts w:ascii="Times New Roman" w:eastAsia="Times New Roman" w:hAnsi="Times New Roman" w:cs="Times New Roman"/>
-          <w:sz w:val="20"/>
-          <w:szCs w:val="20"/>
-          <w:highlight w:val="white"/>
-        </w:rPr>
-      </w:pPr>
-      <w:r>
-        <w:rPr>
-          <w:rFonts w:ascii="Times New Roman" w:eastAsia="Times New Roman" w:hAnsi="Times New Roman" w:cs="Times New Roman"/>
-          <w:sz w:val="20"/>
-          <w:szCs w:val="20"/>
-          <w:highlight w:val="white"/>
-        </w:rPr>
-        <w:t xml:space="preserve">9.2. Felek megállapodnak, hogy jelen szerződéssel kapcsolatban felmerült kérdések tekintetében egymás között elektronikus – e-mail – formában tartják a kapcsolatot, </w:t>
-      </w:r>
-    </w:p>
-    <w:p>
-      <w:pPr>
-        <w:pBdr>
-          <w:top w:val="nil"/>
-          <w:left w:val="nil"/>
-          <w:bottom w:val="nil"/>
-          <w:right w:val="nil"/>
-          <w:between w:val="nil"/>
-        </w:pBdr>
-        <w:spacing w:after="0" w:line="240" w:lineRule="auto"/>
-        <w:jc w:val="both"/>
-        <w:rPr>
-          <w:rFonts w:ascii="Times New Roman" w:eastAsia="Times New Roman" w:hAnsi="Times New Roman" w:cs="Times New Roman"/>
-          <w:color w:val="000000"/>
-          <w:sz w:val="20"/>
-          <w:szCs w:val="20"/>
-          <w:highlight w:val="white"/>
-        </w:rPr>
-      </w:pPr>
-    </w:p>
-    <w:p>
-      <w:pPr>
-        <w:ind w:firstLine="284"/>
-        <w:jc w:val="both"/>
-        <w:rPr>
-          <w:rFonts w:ascii="Times New Roman" w:eastAsia="Times New Roman" w:hAnsi="Times New Roman" w:cs="Times New Roman"/>
-          <w:b/>
-          <w:bCs/>
-          <w:sz w:val="20"/>
-          <w:szCs w:val="20"/>
-          <w:highlight w:val="white"/>
-        </w:rPr>
-      </w:pPr>
-      <w:r>
-        <w:rPr>
-          <w:rFonts w:ascii="Times New Roman" w:eastAsia="Times New Roman" w:hAnsi="Times New Roman" w:cs="Times New Roman"/>
-          <w:sz w:val="20"/>
-          <w:szCs w:val="20"/>
-          <w:highlight w:val="white"/>
-        </w:rPr>
-        <w:t>Megbízó részéről a(</w:t>
-      </w:r>
-      <w:proofErr w:type="gramStart"/>
-      <w:r>
-        <w:rPr>
-          <w:rFonts w:ascii="Times New Roman" w:eastAsia="Times New Roman" w:hAnsi="Times New Roman" w:cs="Times New Roman"/>
-          <w:sz w:val="20"/>
-          <w:szCs w:val="20"/>
-          <w:highlight w:val="white"/>
-        </w:rPr>
-        <w:t>z)  e-mail</w:t>
-      </w:r>
-      <w:proofErr w:type="gramEnd"/>
-      <w:r>
-        <w:rPr>
-          <w:rFonts w:ascii="Times New Roman" w:eastAsia="Times New Roman" w:hAnsi="Times New Roman" w:cs="Times New Roman"/>
-          <w:sz w:val="20"/>
-          <w:szCs w:val="20"/>
-          <w:highlight w:val="white"/>
-        </w:rPr>
-        <w:t xml:space="preserve"> címen: [[email]]</w:t>
+          <w:sz w:val="20"/>
+          <w:szCs w:val="20"/>
+          <w:highlight w:val="white"/>
+        </w:rPr>
+        <w:t>Megbízó részéről a(z)  e-mail címen: [[email]]</w:t>
       </w:r>
     </w:p>
     <w:p>
@@ -5849,27 +4717,7 @@
           <w:szCs w:val="20"/>
           <w:highlight w:val="white"/>
         </w:rPr>
-        <w:t xml:space="preserve">10.6. Felek rögzítik, hogy a jelen szerződésben nem szabályozott kérdésekben a Polgári Törvénykönyvről szóló 2013. évi V. törvény, az </w:t>
-      </w:r>
-      <w:proofErr w:type="spellStart"/>
-      <w:r>
-        <w:rPr>
-          <w:rFonts w:ascii="Times New Roman" w:eastAsia="Times New Roman" w:hAnsi="Times New Roman" w:cs="Times New Roman"/>
-          <w:sz w:val="20"/>
-          <w:szCs w:val="20"/>
-          <w:highlight w:val="white"/>
-        </w:rPr>
-        <w:t>Ehat</w:t>
-      </w:r>
-      <w:proofErr w:type="spellEnd"/>
-      <w:r>
-        <w:rPr>
-          <w:rFonts w:ascii="Times New Roman" w:eastAsia="Times New Roman" w:hAnsi="Times New Roman" w:cs="Times New Roman"/>
-          <w:sz w:val="20"/>
-          <w:szCs w:val="20"/>
-          <w:highlight w:val="white"/>
-        </w:rPr>
-        <w:t>. tv és más hatályos jogszabályok idevonatkozó rendelkezései az irányadóak.</w:t>
+        <w:t>10.6. Felek rögzítik, hogy a jelen szerződésben nem szabályozott kérdésekben a Polgári Törvénykönyvről szóló 2013. évi V. törvény, az Ehat. tv és más hatályos jogszabályok idevonatkozó rendelkezései az irányadóak.</w:t>
       </w:r>
     </w:p>
     <w:p>
@@ -5988,19 +4836,7 @@
           <w:szCs w:val="20"/>
           <w:highlight w:val="white"/>
         </w:rPr>
-        <w:t>Az átengedett hitelesített energiamegtakarítás ellenszolgáltatásaként a Végső felhasználó az energiamegtakarítást eredményező Beruházás megvalósításához [[</w:t>
-      </w:r>
-      <w:proofErr w:type="spellStart"/>
-      <w:r>
-        <w:rPr>
-          <w:rFonts w:ascii="Times New Roman" w:eastAsia="Times New Roman" w:hAnsi="Times New Roman" w:cs="Times New Roman"/>
-          <w:b/>
-          <w:bCs/>
-          <w:sz w:val="20"/>
-          <w:szCs w:val="20"/>
-          <w:highlight w:val="white"/>
-        </w:rPr>
-        <w:t>brszamolt</w:t>
+        <w:t>Az átengedett hitelesített energiamegtakarítás ellenszolgáltatásaként a Végső felhasználó az energiamegtakarítást eredményező Beruházás megvalósításához [[brszamolt</w:t>
       </w:r>
       <w:r>
         <w:rPr>
@@ -6011,7 +4847,6 @@
         </w:rPr>
         <w:t>ertek</w:t>
       </w:r>
-      <w:proofErr w:type="spellEnd"/>
       <w:r>
         <w:rPr>
           <w:rFonts w:ascii="Times New Roman" w:eastAsia="Times New Roman" w:hAnsi="Times New Roman" w:cs="Times New Roman"/>
@@ -6273,27 +5108,7 @@
           <w:szCs w:val="20"/>
           <w:highlight w:val="white"/>
         </w:rPr>
-        <w:t>Kelt.: Rád, [[</w:t>
-      </w:r>
-      <w:proofErr w:type="spellStart"/>
-      <w:r>
-        <w:rPr>
-          <w:rFonts w:ascii="Times New Roman" w:eastAsia="Times New Roman" w:hAnsi="Times New Roman" w:cs="Times New Roman"/>
-          <w:sz w:val="20"/>
-          <w:szCs w:val="20"/>
-          <w:highlight w:val="white"/>
-        </w:rPr>
-        <w:t>datum</w:t>
-      </w:r>
-      <w:proofErr w:type="spellEnd"/>
-      <w:r>
-        <w:rPr>
-          <w:rFonts w:ascii="Times New Roman" w:eastAsia="Times New Roman" w:hAnsi="Times New Roman" w:cs="Times New Roman"/>
-          <w:sz w:val="20"/>
-          <w:szCs w:val="20"/>
-          <w:highlight w:val="white"/>
-        </w:rPr>
-        <w:t>]]</w:t>
+        <w:t>Kelt.: Rád, [[datum]]</w:t>
       </w:r>
     </w:p>
     <w:p>
@@ -6351,7 +5166,7 @@
           <w:szCs w:val="21"/>
         </w:rPr>
         <w:drawing>
-          <wp:anchor distT="0" distB="0" distL="114300" distR="114300" simplePos="0" relativeHeight="251667456" behindDoc="0" locked="0" layoutInCell="1" allowOverlap="1" wp14:anchorId="5B9F16BA" wp14:editId="618215BB">
+          <wp:anchor distT="0" distB="0" distL="114300" distR="114300" simplePos="0" relativeHeight="251667456" behindDoc="0" locked="0" layoutInCell="1" allowOverlap="1" wp14:anchorId="5B9F16BA" wp14:editId="46EEC449">
             <wp:simplePos x="0" y="0"/>
             <wp:positionH relativeFrom="margin">
               <wp:posOffset>3830782</wp:posOffset>
@@ -6562,19 +5377,8 @@
                 <w:szCs w:val="20"/>
                 <w:highlight w:val="white"/>
               </w:rPr>
-              <w:t xml:space="preserve">Végső </w:t>
+              <w:t>Végső felhasználó</w:t>
             </w:r>
-            <w:proofErr w:type="spellStart"/>
-            <w:r>
-              <w:rPr>
-                <w:rFonts w:ascii="Times New Roman" w:eastAsia="Times New Roman" w:hAnsi="Times New Roman" w:cs="Times New Roman"/>
-                <w:sz w:val="20"/>
-                <w:szCs w:val="20"/>
-                <w:highlight w:val="white"/>
-              </w:rPr>
-              <w:t>felhasználó</w:t>
-            </w:r>
-            <w:proofErr w:type="spellEnd"/>
           </w:p>
           <w:p>
             <w:pPr>
@@ -6586,7 +5390,6 @@
                 <w:highlight w:val="white"/>
               </w:rPr>
             </w:pPr>
-            <w:proofErr w:type="spellStart"/>
             <w:r>
               <w:rPr>
                 <w:rFonts w:ascii="Times New Roman" w:eastAsia="Times New Roman" w:hAnsi="Times New Roman" w:cs="Times New Roman"/>
@@ -6596,7 +5399,6 @@
               </w:rPr>
               <w:t>aláírás</w:t>
             </w:r>
-            <w:proofErr w:type="spellEnd"/>
             <w:r>
               <w:rPr>
                 <w:rFonts w:ascii="Times New Roman" w:eastAsia="Times New Roman" w:hAnsi="Times New Roman" w:cs="Times New Roman"/>
@@ -6605,27 +5407,7 @@
                 <w:highlight w:val="white"/>
               </w:rPr>
               <w:br/>
-              <w:t>[[</w:t>
-            </w:r>
-            <w:proofErr w:type="spellStart"/>
-            <w:r>
-              <w:rPr>
-                <w:rFonts w:ascii="Times New Roman" w:eastAsia="Times New Roman" w:hAnsi="Times New Roman" w:cs="Times New Roman"/>
-                <w:sz w:val="20"/>
-                <w:szCs w:val="20"/>
-                <w:highlight w:val="white"/>
-              </w:rPr>
-              <w:t>nev</w:t>
-            </w:r>
-            <w:proofErr w:type="spellEnd"/>
-            <w:r>
-              <w:rPr>
-                <w:rFonts w:ascii="Times New Roman" w:eastAsia="Times New Roman" w:hAnsi="Times New Roman" w:cs="Times New Roman"/>
-                <w:sz w:val="20"/>
-                <w:szCs w:val="20"/>
-                <w:highlight w:val="white"/>
-              </w:rPr>
-              <w:t>]]</w:t>
+              <w:t>[[nev]]</w:t>
             </w:r>
           </w:p>
         </w:tc>
@@ -6733,7 +5515,6 @@
                 <w:highlight w:val="white"/>
               </w:rPr>
             </w:pPr>
-            <w:proofErr w:type="spellStart"/>
             <w:r>
               <w:rPr>
                 <w:rFonts w:ascii="Times New Roman" w:eastAsia="Times New Roman" w:hAnsi="Times New Roman" w:cs="Times New Roman"/>
@@ -6741,29 +5522,8 @@
                 <w:szCs w:val="20"/>
                 <w:highlight w:val="white"/>
               </w:rPr>
-              <w:t>Lényeges</w:t>
+              <w:t>Lényeges Hozzájáruló</w:t>
             </w:r>
-            <w:proofErr w:type="spellEnd"/>
-            <w:r>
-              <w:rPr>
-                <w:rFonts w:ascii="Times New Roman" w:eastAsia="Times New Roman" w:hAnsi="Times New Roman" w:cs="Times New Roman"/>
-                <w:sz w:val="20"/>
-                <w:szCs w:val="20"/>
-                <w:highlight w:val="white"/>
-              </w:rPr>
-              <w:t xml:space="preserve"> </w:t>
-            </w:r>
-            <w:proofErr w:type="spellStart"/>
-            <w:r>
-              <w:rPr>
-                <w:rFonts w:ascii="Times New Roman" w:eastAsia="Times New Roman" w:hAnsi="Times New Roman" w:cs="Times New Roman"/>
-                <w:sz w:val="20"/>
-                <w:szCs w:val="20"/>
-                <w:highlight w:val="white"/>
-              </w:rPr>
-              <w:t>Hozzájáruló</w:t>
-            </w:r>
-            <w:proofErr w:type="spellEnd"/>
           </w:p>
           <w:p>
             <w:pPr>
@@ -6775,7 +5535,6 @@
                 <w:highlight w:val="white"/>
               </w:rPr>
             </w:pPr>
-            <w:proofErr w:type="spellStart"/>
             <w:r>
               <w:rPr>
                 <w:rFonts w:ascii="Times New Roman" w:eastAsia="Times New Roman" w:hAnsi="Times New Roman" w:cs="Times New Roman"/>
@@ -6783,17 +5542,7 @@
                 <w:szCs w:val="20"/>
                 <w:highlight w:val="white"/>
               </w:rPr>
-              <w:t>képviseli</w:t>
-            </w:r>
-            <w:proofErr w:type="spellEnd"/>
-            <w:r>
-              <w:rPr>
-                <w:rFonts w:ascii="Times New Roman" w:eastAsia="Times New Roman" w:hAnsi="Times New Roman" w:cs="Times New Roman"/>
-                <w:sz w:val="20"/>
-                <w:szCs w:val="20"/>
-                <w:highlight w:val="white"/>
-              </w:rPr>
-              <w:t>: Dobai Tamás</w:t>
+              <w:t>képviseli: Dobai Tamás</w:t>
             </w:r>
           </w:p>
           <w:p>
@@ -7260,7 +6009,7 @@
                 <wp:extent cx="1613535" cy="484505"/>
                 <wp:effectExtent l="0" t="0" r="5715" b="0"/>
                 <wp:wrapNone/>
-                <wp:docPr id="1355271595" name="Kép 1" descr="A képen kézírás látható&#10;&#10;Előfordulhat, hogy az AI által létrehozott tartalom helytelen."/>
+                <wp:docPr id="1355271595" name="Kép 1" descr="A képen kézírás látható  Előfordulhat, hogy az AI által létrehozott tartalom helytelen."/>
                 <wp:cNvGraphicFramePr>
                   <a:graphicFrameLocks xmlns:a="http://schemas.openxmlformats.org/drawingml/2006/main" noChangeAspect="1"/>
                 </wp:cNvGraphicFramePr>
@@ -7268,7 +6017,7 @@
                   <a:graphicData uri="http://schemas.openxmlformats.org/drawingml/2006/picture">
                     <pic:pic xmlns:pic="http://schemas.openxmlformats.org/drawingml/2006/picture">
                       <pic:nvPicPr>
-                        <pic:cNvPr id="1355271595" name="Kép 1" descr="A képen kézírás látható&#10;&#10;Előfordulhat, hogy az AI által létrehozott tartalom helytelen."/>
+                        <pic:cNvPr id="1355271595" name="Kép 1" descr="A képen kézírás látható  Előfordulhat, hogy az AI által létrehozott tartalom helytelen."/>
                         <pic:cNvPicPr>
                           <a:picLocks noChangeAspect="1" noChangeArrowheads="1"/>
                         </pic:cNvPicPr>
